--- a/policies/build/masters/HIC.6_v2_master.docx
+++ b/policies/build/masters/HIC.6_v2_master.docx
@@ -11,40 +11,25 @@
         <w:rPr>
           <w:b/>
           <w:bCs/>
+          <w:sz w:val="28"/>
+          <w:szCs w:val="28"/>
+        </w:rPr>
+        <w:t>Policy on Sterilisation and Disinfection of Instruments, Equipment and Devices</w:t>
+      </w:r>
+    </w:p>
+    <w:p>
+      <w:pPr>
+        <w:spacing w:after="60"/>
+        <w:jc w:val="center"/>
+      </w:pPr>
+      <w:r>
+        <w:rPr>
+          <w:b/>
+          <w:bCs/>
           <w:sz w:val="32"/>
           <w:szCs w:val="32"/>
         </w:rPr>
         <w:t xml:space="preserve">«Hospital Name»</w:t>
-      </w:r>
-    </w:p>
-    <w:p>
-      <w:pPr>
-        <w:spacing w:after="60"/>
-        <w:jc w:val="center"/>
-      </w:pPr>
-      <w:r>
-        <w:rPr>
-          <w:b/>
-          <w:bCs/>
-          <w:sz w:val="28"/>
-          <w:szCs w:val="28"/>
-        </w:rPr>
-        <w:t xml:space="preserve">Sterilisation and Disinfection of Instruments, Equipment and Devices</w:t>
-      </w:r>
-    </w:p>
-    <w:p>
-      <w:pPr>
-        <w:spacing w:after="240"/>
-        <w:jc w:val="center"/>
-      </w:pPr>
-      <w:r>
-        <w:rPr>
-          <w:i/>
-          <w:iCs/>
-          <w:sz w:val="20"/>
-          <w:szCs w:val="20"/>
-        </w:rPr>
-        <w:t xml:space="preserve">Sterilisation, disinfection, validation and recall of instruments and devices.</w:t>
       </w:r>
     </w:p>
     <w:p>
@@ -3163,215 +3148,6 @@
         <w:t xml:space="preserve">The Nursing Superintendent holds signed acknowledgements with the induction record.</w:t>
       </w:r>
     </w:p>
-    <w:p>
-      <w:pPr>
-        <w:pStyle w:val="Heading1"/>
-        <w:spacing w:after="120" w:before="280"/>
-      </w:pPr>
-      <w:r>
-        <w:t xml:space="preserve">10. References</w:t>
-      </w:r>
-    </w:p>
-    <w:p>
-      <w:pPr>
-        <w:pStyle w:val="ListParagraph"/>
-        <w:numPr>
-          <w:ilvl w:val="0"/>
-          <w:numId w:val="1"/>
-        </w:numPr>
-        <w:spacing w:after="60"/>
-      </w:pPr>
-      <w:r>
-        <w:rPr>
-          <w:sz w:val="22"/>
-          <w:szCs w:val="22"/>
-        </w:rPr>
-        <w:t xml:space="preserve">National Accreditation Board for Hospitals and Healthcare Providers (NABH), Standards for Small Healthcare Organisations, 3rd Edition — HIC chapter, standard HIC.6.</w:t>
-      </w:r>
-    </w:p>
-    <w:p>
-      <w:pPr>
-        <w:pStyle w:val="ListParagraph"/>
-        <w:numPr>
-          <w:ilvl w:val="0"/>
-          <w:numId w:val="1"/>
-        </w:numPr>
-        <w:spacing w:after="60"/>
-      </w:pPr>
-      <w:r>
-        <w:rPr>
-          <w:sz w:val="22"/>
-          <w:szCs w:val="22"/>
-        </w:rPr>
-        <w:t xml:space="preserve">WHO Decontamination and Reprocessing of Medical Devices for Health-care Facilities (2016).</w:t>
-      </w:r>
-    </w:p>
-    <w:p>
-      <w:pPr>
-        <w:pStyle w:val="ListParagraph"/>
-        <w:numPr>
-          <w:ilvl w:val="0"/>
-          <w:numId w:val="1"/>
-        </w:numPr>
-        <w:spacing w:after="60"/>
-      </w:pPr>
-      <w:r>
-        <w:rPr>
-          <w:sz w:val="22"/>
-          <w:szCs w:val="22"/>
-        </w:rPr>
-        <w:t xml:space="preserve">CDC/HICPAC Guideline for Disinfection and Sterilization in Healthcare Facilities (2008, updated 2019).</w:t>
-      </w:r>
-    </w:p>
-    <w:p>
-      <w:pPr>
-        <w:pStyle w:val="ListParagraph"/>
-        <w:numPr>
-          <w:ilvl w:val="0"/>
-          <w:numId w:val="1"/>
-        </w:numPr>
-        <w:spacing w:after="60"/>
-      </w:pPr>
-      <w:r>
-        <w:rPr>
-          <w:sz w:val="22"/>
-          <w:szCs w:val="22"/>
-        </w:rPr>
-        <w:t xml:space="preserve">IS/ISO 17665 (steam sterilisation) and IS/ISO 11135 (EtO sterilisation) — applicable Indian Standards.</w:t>
-      </w:r>
-    </w:p>
-    <w:p>
-      <w:pPr>
-        <w:pStyle w:val="ListParagraph"/>
-        <w:numPr>
-          <w:ilvl w:val="0"/>
-          <w:numId w:val="1"/>
-        </w:numPr>
-        <w:spacing w:after="60"/>
-      </w:pPr>
-      <w:r>
-        <w:rPr>
-          <w:sz w:val="22"/>
-          <w:szCs w:val="22"/>
-        </w:rPr>
-        <w:t xml:space="preserve">Internal documents of «Hospital Name»: CSSD SOP, reprocessing list, sterilisation validation log, recall protocol, load record template.</w:t>
-      </w:r>
-    </w:p>
-    <w:p>
-      <w:pPr>
-        <w:pStyle w:val="Heading1"/>
-        <w:spacing w:after="120" w:before="280"/>
-      </w:pPr>
-      <w:r>
-        <w:t xml:space="preserve">11. Distribution</w:t>
-      </w:r>
-    </w:p>
-    <w:p>
-      <w:pPr>
-        <w:spacing w:after="140"/>
-      </w:pPr>
-      <w:r>
-        <w:rPr>
-          <w:sz w:val="22"/>
-          <w:szCs w:val="22"/>
-        </w:rPr>
-        <w:t xml:space="preserve">Official master copy: office of the Medical Superintendent, «Hospital Name», with the Infection Control Officer and the Quality Coordinator.</w:t>
-      </w:r>
-    </w:p>
-    <w:p>
-      <w:pPr>
-        <w:spacing w:after="140"/>
-      </w:pPr>
-      <w:r>
-        <w:rPr>
-          <w:sz w:val="22"/>
-          <w:szCs w:val="22"/>
-        </w:rPr>
-        <w:t xml:space="preserve">Copies issued to: CSSD, OT, labour room, minor OT/procedure rooms, emergency, nursing administration.</w:t>
-      </w:r>
-    </w:p>
-    <w:p>
-      <w:pPr>
-        <w:spacing w:after="140"/>
-      </w:pPr>
-      <w:r>
-        <w:rPr>
-          <w:sz w:val="22"/>
-          <w:szCs w:val="22"/>
-        </w:rPr>
-        <w:t xml:space="preserve">The current version is available to all staff at the «infection control manual / staff intranet».</w:t>
-      </w:r>
-    </w:p>
-    <w:p>
-      <w:pPr>
-        <w:spacing w:after="140"/>
-      </w:pPr>
-      <w:r>
-        <w:rPr>
-          <w:sz w:val="22"/>
-          <w:szCs w:val="22"/>
-        </w:rPr>
-        <w:t xml:space="preserve">When a new version is issued, take old copies out of use.</w:t>
-      </w:r>
-    </w:p>
-    <w:p>
-      <w:pPr>
-        <w:pStyle w:val="Heading1"/>
-        <w:spacing w:after="120" w:before="280"/>
-      </w:pPr>
-      <w:r>
-        <w:t xml:space="preserve">12. Abbreviations</w:t>
-      </w:r>
-    </w:p>
-    <w:p>
-      <w:pPr>
-        <w:spacing w:after="140"/>
-      </w:pPr>
-      <w:r>
-        <w:rPr>
-          <w:sz w:val="22"/>
-          <w:szCs w:val="22"/>
-        </w:rPr>
-        <w:t xml:space="preserve">BI — biological indicator
-CAPA — corrective and preventive action
-CSSD — central sterile services department
-EtO — ethylene oxide
-FMS — Facility Management and Safety (NABH SHCO chapter)
-HIC — Hospital Infection Prevention and Control (NABH SHCO chapter)
-ICC — Infection Control Committee
-MOM — Management of Medication (NABH SHCO chapter)
-NABH — National Accreditation Board for Hospitals and Healthcare Providers
-OE — objective element
-OT — operation theatre
-PPE — personal protective equipment
-RH — relative humidity
-SHCO — Standards for Small Healthcare Organisations
-WHO — World Health Organization</w:t>
-      </w:r>
-    </w:p>
-    <w:p>
-      <w:pPr>
-        <w:pStyle w:val="Heading1"/>
-        <w:spacing w:after="120" w:before="280"/>
-      </w:pPr>
-      <w:r>
-        <w:t xml:space="preserve">13. Traceability to NABH SHCO 3rd Edition HIC.6</w:t>
-      </w:r>
-    </w:p>
-    <w:p>
-      <w:pPr>
-        <w:spacing w:after="120"/>
-      </w:pPr>
-      <w:r>
-        <w:rPr>
-          <w:i/>
-          <w:iCs/>
-          <w:sz w:val="20"/>
-          <w:szCs w:val="20"/>
-        </w:rPr>
-        <w:t xml:space="preserve">This table is an index. It is not how the policy is organised.</w:t>
-      </w:r>
-    </w:p>
     <w:tbl>
       <w:tblPr>
         <w:tblW w:type="pct" w:w="100%"/>
@@ -3941,7 +3717,99 @@
         <w:spacing w:after="120" w:before="280"/>
       </w:pPr>
       <w:r>
-        <w:t xml:space="preserve">14. Required Records / Evidence Checklist</w:t>
+        <w:t>10. Distribution</w:t>
+      </w:r>
+    </w:p>
+    <w:p>
+      <w:pPr>
+        <w:spacing w:after="140"/>
+      </w:pPr>
+      <w:r>
+        <w:rPr>
+          <w:sz w:val="22"/>
+          <w:szCs w:val="22"/>
+        </w:rPr>
+        <w:t xml:space="preserve">Official master copy: office of the Medical Superintendent, «Hospital Name», with the Infection Control Officer and the Quality Coordinator.</w:t>
+      </w:r>
+    </w:p>
+    <w:p>
+      <w:pPr>
+        <w:spacing w:after="140"/>
+      </w:pPr>
+      <w:r>
+        <w:rPr>
+          <w:sz w:val="22"/>
+          <w:szCs w:val="22"/>
+        </w:rPr>
+        <w:t xml:space="preserve">Copies issued to: CSSD, OT, labour room, minor OT/procedure rooms, emergency, nursing administration.</w:t>
+      </w:r>
+    </w:p>
+    <w:p>
+      <w:pPr>
+        <w:spacing w:after="140"/>
+      </w:pPr>
+      <w:r>
+        <w:rPr>
+          <w:sz w:val="22"/>
+          <w:szCs w:val="22"/>
+        </w:rPr>
+        <w:t xml:space="preserve">The current version is available to all staff at the «infection control manual / staff intranet».</w:t>
+      </w:r>
+    </w:p>
+    <w:p>
+      <w:pPr>
+        <w:spacing w:after="140"/>
+      </w:pPr>
+      <w:r>
+        <w:rPr>
+          <w:sz w:val="22"/>
+          <w:szCs w:val="22"/>
+        </w:rPr>
+        <w:t xml:space="preserve">When a new version is issued, take old copies out of use.</w:t>
+      </w:r>
+    </w:p>
+    <w:p>
+      <w:pPr>
+        <w:pStyle w:val="Heading1"/>
+        <w:spacing w:after="120" w:before="280"/>
+      </w:pPr>
+      <w:r>
+        <w:t>11. Abbreviations</w:t>
+      </w:r>
+    </w:p>
+    <w:p>
+      <w:pPr>
+        <w:spacing w:after="140"/>
+      </w:pPr>
+      <w:r>
+        <w:rPr>
+          <w:sz w:val="22"/>
+          <w:szCs w:val="22"/>
+        </w:rPr>
+        <w:t xml:space="preserve">BI — biological indicator
+CAPA — corrective and preventive action
+CSSD — central sterile services department
+EtO — ethylene oxide
+FMS — Facility Management and Safety (NABH SHCO chapter)
+HIC — Hospital Infection Prevention and Control (NABH SHCO chapter)
+ICC — Infection Control Committee
+MOM — Management of Medication (NABH SHCO chapter)
+NABH — National Accreditation Board for Hospitals and Healthcare Providers
+OE — objective element
+OT — operation theatre
+PPE — personal protective equipment
+RH — relative humidity
+SHCO — Standards for Small Healthcare Organisations
+WHO — World Health Organization</w:t>
+      </w:r>
+    </w:p>
+    <w:p>
+      <w:pPr>
+        <w:pStyle w:val="Heading1"/>
+        <w:spacing w:after="120" w:before="280"/>
+      </w:pPr>
+      <w:r>
+        <w:t>12. Traceability to NABH SHCO 3rd Edition HIC.6</w:t>
       </w:r>
     </w:p>
     <w:p>
@@ -3955,6 +3823,29 @@
           <w:sz w:val="20"/>
           <w:szCs w:val="20"/>
         </w:rPr>
+        <w:t xml:space="preserve">This table is an index. It is not how the policy is organised.</w:t>
+      </w:r>
+    </w:p>
+    <w:p>
+      <w:pPr>
+        <w:pStyle w:val="Heading1"/>
+        <w:spacing w:after="120" w:before="280"/>
+      </w:pPr>
+      <w:r>
+        <w:t>13. Required Records / Evidence Checklist</w:t>
+      </w:r>
+    </w:p>
+    <w:p>
+      <w:pPr>
+        <w:spacing w:after="120"/>
+      </w:pPr>
+      <w:r>
+        <w:rPr>
+          <w:i/>
+          <w:iCs/>
+          <w:sz w:val="20"/>
+          <w:szCs w:val="20"/>
+        </w:rPr>
         <w:t xml:space="preserve">Records the hospital holds under this policy, listed by objective element.</w:t>
       </w:r>
     </w:p>
@@ -4358,6 +4249,100 @@
           <w:szCs w:val="22"/>
         </w:rPr>
         <w:t xml:space="preserve">Re-qualification records (consecutive BI passes before resuming patient loads).</w:t>
+      </w:r>
+    </w:p>
+    <w:p>
+      <w:pPr>
+        <w:pStyle w:val="Heading1"/>
+        <w:spacing w:after="120" w:before="280"/>
+      </w:pPr>
+      <w:r>
+        <w:t>14. References</w:t>
+      </w:r>
+    </w:p>
+    <w:p>
+      <w:pPr>
+        <w:pStyle w:val="ListParagraph"/>
+        <w:numPr>
+          <w:ilvl w:val="0"/>
+          <w:numId w:val="1"/>
+        </w:numPr>
+        <w:spacing w:after="60"/>
+      </w:pPr>
+      <w:r>
+        <w:rPr>
+          <w:sz w:val="22"/>
+          <w:szCs w:val="22"/>
+        </w:rPr>
+        <w:t xml:space="preserve">National Accreditation Board for Hospitals and Healthcare Providers (NABH), Standards for Small Healthcare Organisations, 3rd Edition — HIC chapter, standard HIC.6.</w:t>
+      </w:r>
+    </w:p>
+    <w:p>
+      <w:pPr>
+        <w:pStyle w:val="ListParagraph"/>
+        <w:numPr>
+          <w:ilvl w:val="0"/>
+          <w:numId w:val="1"/>
+        </w:numPr>
+        <w:spacing w:after="60"/>
+      </w:pPr>
+      <w:r>
+        <w:rPr>
+          <w:sz w:val="22"/>
+          <w:szCs w:val="22"/>
+        </w:rPr>
+        <w:t xml:space="preserve">WHO Decontamination and Reprocessing of Medical Devices for Health-care Facilities (2016).</w:t>
+      </w:r>
+    </w:p>
+    <w:p>
+      <w:pPr>
+        <w:pStyle w:val="ListParagraph"/>
+        <w:numPr>
+          <w:ilvl w:val="0"/>
+          <w:numId w:val="1"/>
+        </w:numPr>
+        <w:spacing w:after="60"/>
+      </w:pPr>
+      <w:r>
+        <w:rPr>
+          <w:sz w:val="22"/>
+          <w:szCs w:val="22"/>
+        </w:rPr>
+        <w:t xml:space="preserve">CDC/HICPAC Guideline for Disinfection and Sterilization in Healthcare Facilities (2008, updated 2019).</w:t>
+      </w:r>
+    </w:p>
+    <w:p>
+      <w:pPr>
+        <w:pStyle w:val="ListParagraph"/>
+        <w:numPr>
+          <w:ilvl w:val="0"/>
+          <w:numId w:val="1"/>
+        </w:numPr>
+        <w:spacing w:after="60"/>
+      </w:pPr>
+      <w:r>
+        <w:rPr>
+          <w:sz w:val="22"/>
+          <w:szCs w:val="22"/>
+        </w:rPr>
+        <w:t xml:space="preserve">IS/ISO 17665 (steam sterilisation) and IS/ISO 11135 (EtO sterilisation) — applicable Indian Standards.</w:t>
+      </w:r>
+    </w:p>
+    <w:p>
+      <w:pPr>
+        <w:pStyle w:val="ListParagraph"/>
+        <w:numPr>
+          <w:ilvl w:val="0"/>
+          <w:numId w:val="1"/>
+        </w:numPr>
+        <w:spacing w:after="60"/>
+      </w:pPr>
+      <w:r>
+        <w:rPr>
+          <w:sz w:val="22"/>
+          <w:szCs w:val="22"/>
+        </w:rPr>
+        <w:t xml:space="preserve">Internal documents of «Hospital Name»: CSSD SOP, reprocessing list, sterilisation validation log, recall protocol, load record template.</w:t>
       </w:r>
     </w:p>
     <w:p>
@@ -4482,7 +4467,7 @@
         <w:sz w:val="16"/>
         <w:szCs w:val="16"/>
       </w:rPr>
-      <w:t xml:space="preserve">«Hospital Name»  |  HIC/POL/06  |  Controlled document  |  Sterilisation and Disinfection of Instruments, Equipment and Devices</w:t>
+      <w:t>«Hospital Name»  |  HIC/POL/06  |  Controlled document  |  Policy on Sterilisation and Disinfection of Instruments, Equipment and Devices</w:t>
     </w:r>
   </w:p>
 </w:ftr>

--- a/policies/build/masters/HIC.6_v2_master.docx
+++ b/policies/build/masters/HIC.6_v2_master.docx
@@ -3165,6 +3165,7 @@
         <w:gridCol w:w="100"/>
         <w:gridCol w:w="100"/>
         <w:gridCol w:w="100"/>
+        <w:gridCol w:w="100"/>
       </w:tblGrid>
       <w:tr>
         <w:tc>
@@ -3192,6 +3193,26 @@
         </w:tc>
         <w:tc>
           <w:tcPr>
+            <w:tcW w:type="pct" w:w="12%"/>
+            <w:tcBorders>
+              <w:top w:val="single" w:color="999999" w:sz="4"/>
+              <w:left w:val="single" w:color="999999" w:sz="4"/>
+              <w:bottom w:val="single" w:color="999999" w:sz="4"/>
+              <w:right w:val="single" w:color="999999" w:sz="4"/>
+            </w:tcBorders>
+            <w:shd w:fill="E8E8E8" w:val="clear"/>
+          </w:tcPr>
+          <w:p>
+            <w:r>
+              <w:rPr>
+                <w:b/>
+              </w:rPr>
+              <w:t>Level</w:t>
+            </w:r>
+          </w:p>
+        </w:tc>
+        <w:tc>
+          <w:tcPr>
             <w:tcW w:type="pct" w:w="32%"/>
             <w:tcBorders>
               <w:top w:val="single" w:color="999999" w:sz="4"/>
@@ -3285,6 +3306,22 @@
         </w:tc>
         <w:tc>
           <w:tcPr>
+            <w:tcW w:type="pct" w:w="12%"/>
+            <w:tcBorders>
+              <w:top w:val="single" w:color="999999" w:sz="4"/>
+              <w:left w:val="single" w:color="999999" w:sz="4"/>
+              <w:bottom w:val="single" w:color="999999" w:sz="4"/>
+              <w:right w:val="single" w:color="999999" w:sz="4"/>
+            </w:tcBorders>
+          </w:tcPr>
+          <w:p>
+            <w:r>
+              <w:t>Commitment</w:t>
+            </w:r>
+          </w:p>
+        </w:tc>
+        <w:tc>
+          <w:tcPr>
             <w:tcW w:type="pct" w:w="32%"/>
             <w:tcBorders>
               <w:top w:val="single" w:color="999999" w:sz="4"/>
@@ -3375,6 +3412,22 @@
         </w:tc>
         <w:tc>
           <w:tcPr>
+            <w:tcW w:type="pct" w:w="12%"/>
+            <w:tcBorders>
+              <w:top w:val="single" w:color="999999" w:sz="4"/>
+              <w:left w:val="single" w:color="999999" w:sz="4"/>
+              <w:bottom w:val="single" w:color="999999" w:sz="4"/>
+              <w:right w:val="single" w:color="999999" w:sz="4"/>
+            </w:tcBorders>
+          </w:tcPr>
+          <w:p>
+            <w:r>
+              <w:t>CORE*</w:t>
+            </w:r>
+          </w:p>
+        </w:tc>
+        <w:tc>
+          <w:tcPr>
             <w:tcW w:type="pct" w:w="32%"/>
             <w:tcBorders>
               <w:top w:val="single" w:color="999999" w:sz="4"/>
@@ -3465,6 +3518,22 @@
         </w:tc>
         <w:tc>
           <w:tcPr>
+            <w:tcW w:type="pct" w:w="12%"/>
+            <w:tcBorders>
+              <w:top w:val="single" w:color="999999" w:sz="4"/>
+              <w:left w:val="single" w:color="999999" w:sz="4"/>
+              <w:bottom w:val="single" w:color="999999" w:sz="4"/>
+              <w:right w:val="single" w:color="999999" w:sz="4"/>
+            </w:tcBorders>
+          </w:tcPr>
+          <w:p>
+            <w:r>
+              <w:t>Commitment*</w:t>
+            </w:r>
+          </w:p>
+        </w:tc>
+        <w:tc>
+          <w:tcPr>
             <w:tcW w:type="pct" w:w="32%"/>
             <w:tcBorders>
               <w:top w:val="single" w:color="999999" w:sz="4"/>
@@ -3555,6 +3624,22 @@
         </w:tc>
         <w:tc>
           <w:tcPr>
+            <w:tcW w:type="pct" w:w="12%"/>
+            <w:tcBorders>
+              <w:top w:val="single" w:color="999999" w:sz="4"/>
+              <w:left w:val="single" w:color="999999" w:sz="4"/>
+              <w:bottom w:val="single" w:color="999999" w:sz="4"/>
+              <w:right w:val="single" w:color="999999" w:sz="4"/>
+            </w:tcBorders>
+          </w:tcPr>
+          <w:p>
+            <w:r>
+              <w:t>Commitment*</w:t>
+            </w:r>
+          </w:p>
+        </w:tc>
+        <w:tc>
+          <w:tcPr>
             <w:tcW w:type="pct" w:w="32%"/>
             <w:tcBorders>
               <w:top w:val="single" w:color="999999" w:sz="4"/>
@@ -3645,6 +3730,22 @@
         </w:tc>
         <w:tc>
           <w:tcPr>
+            <w:tcW w:type="pct" w:w="12%"/>
+            <w:tcBorders>
+              <w:top w:val="single" w:color="999999" w:sz="4"/>
+              <w:left w:val="single" w:color="999999" w:sz="4"/>
+              <w:bottom w:val="single" w:color="999999" w:sz="4"/>
+              <w:right w:val="single" w:color="999999" w:sz="4"/>
+            </w:tcBorders>
+          </w:tcPr>
+          <w:p>
+            <w:r>
+              <w:t>Commitment*</w:t>
+            </w:r>
+          </w:p>
+        </w:tc>
+        <w:tc>
+          <w:tcPr>
             <w:tcW w:type="pct" w:w="32%"/>
             <w:tcBorders>
               <w:top w:val="single" w:color="999999" w:sz="4"/>
@@ -3777,32 +3878,695 @@
         <w:t>11. Abbreviations</w:t>
       </w:r>
     </w:p>
-    <w:p>
-      <w:pPr>
-        <w:spacing w:after="140"/>
-      </w:pPr>
-      <w:r>
-        <w:rPr>
-          <w:sz w:val="22"/>
-          <w:szCs w:val="22"/>
-        </w:rPr>
-        <w:t xml:space="preserve">BI — biological indicator
-CAPA — corrective and preventive action
-CSSD — central sterile services department
-EtO — ethylene oxide
-FMS — Facility Management and Safety (NABH SHCO chapter)
-HIC — Hospital Infection Prevention and Control (NABH SHCO chapter)
-ICC — Infection Control Committee
-MOM — Management of Medication (NABH SHCO chapter)
-NABH — National Accreditation Board for Hospitals and Healthcare Providers
-OE — objective element
-OT — operation theatre
-PPE — personal protective equipment
-RH — relative humidity
-SHCO — Standards for Small Healthcare Organisations
-WHO — World Health Organization</w:t>
-      </w:r>
-    </w:p>
+    <w:tbl>
+      <w:tblPr>
+        <w:tblW w:type="pct" w:w="100%"/>
+        <w:tblBorders>
+          <w:top w:val="single" w:color="auto" w:sz="4"/>
+          <w:left w:val="single" w:color="auto" w:sz="4"/>
+          <w:bottom w:val="single" w:color="auto" w:sz="4"/>
+          <w:right w:val="single" w:color="auto" w:sz="4"/>
+          <w:insideH w:val="single" w:color="auto" w:sz="4"/>
+          <w:insideV w:val="single" w:color="auto" w:sz="4"/>
+        </w:tblBorders>
+      </w:tblPr>
+      <w:tblGrid>
+        <w:gridCol w:w="100"/>
+        <w:gridCol w:w="100"/>
+      </w:tblGrid>
+      <w:tr>
+        <w:tc>
+          <w:tcPr>
+            <w:tcW w:type="pct" w:w="22%"/>
+            <w:tcBorders>
+              <w:top w:val="single" w:color="999999" w:sz="4"/>
+              <w:left w:val="single" w:color="999999" w:sz="4"/>
+              <w:bottom w:val="single" w:color="999999" w:sz="4"/>
+              <w:right w:val="single" w:color="999999" w:sz="4"/>
+            </w:tcBorders>
+            <w:shd w:fill="E8E8E8" w:val="clear"/>
+          </w:tcPr>
+          <w:p>
+            <w:r>
+              <w:rPr>
+                <w:b/>
+              </w:rPr>
+              <w:t>Abbreviation</w:t>
+            </w:r>
+          </w:p>
+        </w:tc>
+        <w:tc>
+          <w:tcPr>
+            <w:tcW w:type="pct" w:w="22%"/>
+            <w:tcBorders>
+              <w:top w:val="single" w:color="999999" w:sz="4"/>
+              <w:left w:val="single" w:color="999999" w:sz="4"/>
+              <w:bottom w:val="single" w:color="999999" w:sz="4"/>
+              <w:right w:val="single" w:color="999999" w:sz="4"/>
+            </w:tcBorders>
+            <w:shd w:fill="E8E8E8" w:val="clear"/>
+          </w:tcPr>
+          <w:p>
+            <w:r>
+              <w:rPr>
+                <w:b/>
+              </w:rPr>
+              <w:t>Meaning</w:t>
+            </w:r>
+          </w:p>
+        </w:tc>
+      </w:tr>
+      <w:tr>
+        <w:tc>
+          <w:tcPr>
+            <w:tcW w:type="pct" w:w="22%"/>
+            <w:tcBorders>
+              <w:top w:val="single" w:color="999999" w:sz="4"/>
+              <w:left w:val="single" w:color="999999" w:sz="4"/>
+              <w:bottom w:val="single" w:color="999999" w:sz="4"/>
+              <w:right w:val="single" w:color="999999" w:sz="4"/>
+            </w:tcBorders>
+            <w:shd w:fill="E8E8E8" w:val="clear"/>
+          </w:tcPr>
+          <w:p>
+            <w:r>
+              <w:rPr>
+                <w:b w:val="0"/>
+              </w:rPr>
+              <w:t>BI</w:t>
+            </w:r>
+          </w:p>
+        </w:tc>
+        <w:tc>
+          <w:tcPr>
+            <w:tcW w:type="pct" w:w="22%"/>
+            <w:tcBorders>
+              <w:top w:val="single" w:color="999999" w:sz="4"/>
+              <w:left w:val="single" w:color="999999" w:sz="4"/>
+              <w:bottom w:val="single" w:color="999999" w:sz="4"/>
+              <w:right w:val="single" w:color="999999" w:sz="4"/>
+            </w:tcBorders>
+            <w:shd w:fill="E8E8E8" w:val="clear"/>
+          </w:tcPr>
+          <w:p>
+            <w:r>
+              <w:rPr>
+                <w:b w:val="0"/>
+              </w:rPr>
+              <w:t>biological indicator</w:t>
+            </w:r>
+          </w:p>
+        </w:tc>
+      </w:tr>
+      <w:tr>
+        <w:tc>
+          <w:tcPr>
+            <w:tcW w:type="pct" w:w="22%"/>
+            <w:tcBorders>
+              <w:top w:val="single" w:color="999999" w:sz="4"/>
+              <w:left w:val="single" w:color="999999" w:sz="4"/>
+              <w:bottom w:val="single" w:color="999999" w:sz="4"/>
+              <w:right w:val="single" w:color="999999" w:sz="4"/>
+            </w:tcBorders>
+            <w:shd w:fill="E8E8E8" w:val="clear"/>
+          </w:tcPr>
+          <w:p>
+            <w:r>
+              <w:rPr>
+                <w:b w:val="0"/>
+              </w:rPr>
+              <w:t>CAPA</w:t>
+            </w:r>
+          </w:p>
+        </w:tc>
+        <w:tc>
+          <w:tcPr>
+            <w:tcW w:type="pct" w:w="22%"/>
+            <w:tcBorders>
+              <w:top w:val="single" w:color="999999" w:sz="4"/>
+              <w:left w:val="single" w:color="999999" w:sz="4"/>
+              <w:bottom w:val="single" w:color="999999" w:sz="4"/>
+              <w:right w:val="single" w:color="999999" w:sz="4"/>
+            </w:tcBorders>
+            <w:shd w:fill="E8E8E8" w:val="clear"/>
+          </w:tcPr>
+          <w:p>
+            <w:r>
+              <w:rPr>
+                <w:b w:val="0"/>
+              </w:rPr>
+              <w:t>corrective and preventive action</w:t>
+            </w:r>
+          </w:p>
+        </w:tc>
+      </w:tr>
+      <w:tr>
+        <w:tc>
+          <w:tcPr>
+            <w:tcW w:type="pct" w:w="22%"/>
+            <w:tcBorders>
+              <w:top w:val="single" w:color="999999" w:sz="4"/>
+              <w:left w:val="single" w:color="999999" w:sz="4"/>
+              <w:bottom w:val="single" w:color="999999" w:sz="4"/>
+              <w:right w:val="single" w:color="999999" w:sz="4"/>
+            </w:tcBorders>
+            <w:shd w:fill="E8E8E8" w:val="clear"/>
+          </w:tcPr>
+          <w:p>
+            <w:r>
+              <w:rPr>
+                <w:b w:val="0"/>
+              </w:rPr>
+              <w:t>CSSD</w:t>
+            </w:r>
+          </w:p>
+        </w:tc>
+        <w:tc>
+          <w:tcPr>
+            <w:tcW w:type="pct" w:w="22%"/>
+            <w:tcBorders>
+              <w:top w:val="single" w:color="999999" w:sz="4"/>
+              <w:left w:val="single" w:color="999999" w:sz="4"/>
+              <w:bottom w:val="single" w:color="999999" w:sz="4"/>
+              <w:right w:val="single" w:color="999999" w:sz="4"/>
+            </w:tcBorders>
+            <w:shd w:fill="E8E8E8" w:val="clear"/>
+          </w:tcPr>
+          <w:p>
+            <w:r>
+              <w:rPr>
+                <w:b w:val="0"/>
+              </w:rPr>
+              <w:t>central sterile services department</w:t>
+            </w:r>
+          </w:p>
+        </w:tc>
+      </w:tr>
+      <w:tr>
+        <w:tc>
+          <w:tcPr>
+            <w:tcW w:type="pct" w:w="22%"/>
+            <w:tcBorders>
+              <w:top w:val="single" w:color="999999" w:sz="4"/>
+              <w:left w:val="single" w:color="999999" w:sz="4"/>
+              <w:bottom w:val="single" w:color="999999" w:sz="4"/>
+              <w:right w:val="single" w:color="999999" w:sz="4"/>
+            </w:tcBorders>
+            <w:shd w:fill="E8E8E8" w:val="clear"/>
+          </w:tcPr>
+          <w:p>
+            <w:r>
+              <w:rPr>
+                <w:b w:val="0"/>
+              </w:rPr>
+              <w:t>EtO</w:t>
+            </w:r>
+          </w:p>
+        </w:tc>
+        <w:tc>
+          <w:tcPr>
+            <w:tcW w:type="pct" w:w="22%"/>
+            <w:tcBorders>
+              <w:top w:val="single" w:color="999999" w:sz="4"/>
+              <w:left w:val="single" w:color="999999" w:sz="4"/>
+              <w:bottom w:val="single" w:color="999999" w:sz="4"/>
+              <w:right w:val="single" w:color="999999" w:sz="4"/>
+            </w:tcBorders>
+            <w:shd w:fill="E8E8E8" w:val="clear"/>
+          </w:tcPr>
+          <w:p>
+            <w:r>
+              <w:rPr>
+                <w:b w:val="0"/>
+              </w:rPr>
+              <w:t>ethylene oxide</w:t>
+            </w:r>
+          </w:p>
+        </w:tc>
+      </w:tr>
+      <w:tr>
+        <w:tc>
+          <w:tcPr>
+            <w:tcW w:type="pct" w:w="22%"/>
+            <w:tcBorders>
+              <w:top w:val="single" w:color="999999" w:sz="4"/>
+              <w:left w:val="single" w:color="999999" w:sz="4"/>
+              <w:bottom w:val="single" w:color="999999" w:sz="4"/>
+              <w:right w:val="single" w:color="999999" w:sz="4"/>
+            </w:tcBorders>
+            <w:shd w:fill="E8E8E8" w:val="clear"/>
+          </w:tcPr>
+          <w:p>
+            <w:r>
+              <w:rPr>
+                <w:b w:val="0"/>
+              </w:rPr>
+              <w:t>FMS</w:t>
+            </w:r>
+          </w:p>
+        </w:tc>
+        <w:tc>
+          <w:tcPr>
+            <w:tcW w:type="pct" w:w="22%"/>
+            <w:tcBorders>
+              <w:top w:val="single" w:color="999999" w:sz="4"/>
+              <w:left w:val="single" w:color="999999" w:sz="4"/>
+              <w:bottom w:val="single" w:color="999999" w:sz="4"/>
+              <w:right w:val="single" w:color="999999" w:sz="4"/>
+            </w:tcBorders>
+            <w:shd w:fill="E8E8E8" w:val="clear"/>
+          </w:tcPr>
+          <w:p>
+            <w:r>
+              <w:rPr>
+                <w:b w:val="0"/>
+              </w:rPr>
+              <w:t>Facility Management and Safety (NABH SHCO chapter)</w:t>
+            </w:r>
+          </w:p>
+        </w:tc>
+      </w:tr>
+      <w:tr>
+        <w:tc>
+          <w:tcPr>
+            <w:tcW w:type="pct" w:w="22%"/>
+            <w:tcBorders>
+              <w:top w:val="single" w:color="999999" w:sz="4"/>
+              <w:left w:val="single" w:color="999999" w:sz="4"/>
+              <w:bottom w:val="single" w:color="999999" w:sz="4"/>
+              <w:right w:val="single" w:color="999999" w:sz="4"/>
+            </w:tcBorders>
+            <w:shd w:fill="E8E8E8" w:val="clear"/>
+          </w:tcPr>
+          <w:p>
+            <w:r>
+              <w:rPr>
+                <w:b w:val="0"/>
+              </w:rPr>
+              <w:t>HIC</w:t>
+            </w:r>
+          </w:p>
+        </w:tc>
+        <w:tc>
+          <w:tcPr>
+            <w:tcW w:type="pct" w:w="22%"/>
+            <w:tcBorders>
+              <w:top w:val="single" w:color="999999" w:sz="4"/>
+              <w:left w:val="single" w:color="999999" w:sz="4"/>
+              <w:bottom w:val="single" w:color="999999" w:sz="4"/>
+              <w:right w:val="single" w:color="999999" w:sz="4"/>
+            </w:tcBorders>
+            <w:shd w:fill="E8E8E8" w:val="clear"/>
+          </w:tcPr>
+          <w:p>
+            <w:r>
+              <w:rPr>
+                <w:b w:val="0"/>
+              </w:rPr>
+              <w:t>Hospital Infection Prevention and Control (NABH SHCO chapter)</w:t>
+            </w:r>
+          </w:p>
+        </w:tc>
+      </w:tr>
+      <w:tr>
+        <w:tc>
+          <w:tcPr>
+            <w:tcW w:type="pct" w:w="22%"/>
+            <w:tcBorders>
+              <w:top w:val="single" w:color="999999" w:sz="4"/>
+              <w:left w:val="single" w:color="999999" w:sz="4"/>
+              <w:bottom w:val="single" w:color="999999" w:sz="4"/>
+              <w:right w:val="single" w:color="999999" w:sz="4"/>
+            </w:tcBorders>
+            <w:shd w:fill="E8E8E8" w:val="clear"/>
+          </w:tcPr>
+          <w:p>
+            <w:r>
+              <w:rPr>
+                <w:b w:val="0"/>
+              </w:rPr>
+              <w:t>ICC</w:t>
+            </w:r>
+          </w:p>
+        </w:tc>
+        <w:tc>
+          <w:tcPr>
+            <w:tcW w:type="pct" w:w="22%"/>
+            <w:tcBorders>
+              <w:top w:val="single" w:color="999999" w:sz="4"/>
+              <w:left w:val="single" w:color="999999" w:sz="4"/>
+              <w:bottom w:val="single" w:color="999999" w:sz="4"/>
+              <w:right w:val="single" w:color="999999" w:sz="4"/>
+            </w:tcBorders>
+            <w:shd w:fill="E8E8E8" w:val="clear"/>
+          </w:tcPr>
+          <w:p>
+            <w:r>
+              <w:rPr>
+                <w:b w:val="0"/>
+              </w:rPr>
+              <w:t>Infection Control Committee</w:t>
+            </w:r>
+          </w:p>
+        </w:tc>
+      </w:tr>
+      <w:tr>
+        <w:tc>
+          <w:tcPr>
+            <w:tcW w:type="pct" w:w="22%"/>
+            <w:tcBorders>
+              <w:top w:val="single" w:color="999999" w:sz="4"/>
+              <w:left w:val="single" w:color="999999" w:sz="4"/>
+              <w:bottom w:val="single" w:color="999999" w:sz="4"/>
+              <w:right w:val="single" w:color="999999" w:sz="4"/>
+            </w:tcBorders>
+            <w:shd w:fill="E8E8E8" w:val="clear"/>
+          </w:tcPr>
+          <w:p>
+            <w:r>
+              <w:rPr>
+                <w:b w:val="0"/>
+              </w:rPr>
+              <w:t>MOM</w:t>
+            </w:r>
+          </w:p>
+        </w:tc>
+        <w:tc>
+          <w:tcPr>
+            <w:tcW w:type="pct" w:w="22%"/>
+            <w:tcBorders>
+              <w:top w:val="single" w:color="999999" w:sz="4"/>
+              <w:left w:val="single" w:color="999999" w:sz="4"/>
+              <w:bottom w:val="single" w:color="999999" w:sz="4"/>
+              <w:right w:val="single" w:color="999999" w:sz="4"/>
+            </w:tcBorders>
+            <w:shd w:fill="E8E8E8" w:val="clear"/>
+          </w:tcPr>
+          <w:p>
+            <w:r>
+              <w:rPr>
+                <w:b w:val="0"/>
+              </w:rPr>
+              <w:t>Management of Medication (NABH SHCO chapter)</w:t>
+            </w:r>
+          </w:p>
+        </w:tc>
+      </w:tr>
+      <w:tr>
+        <w:tc>
+          <w:tcPr>
+            <w:tcW w:type="pct" w:w="22%"/>
+            <w:tcBorders>
+              <w:top w:val="single" w:color="999999" w:sz="4"/>
+              <w:left w:val="single" w:color="999999" w:sz="4"/>
+              <w:bottom w:val="single" w:color="999999" w:sz="4"/>
+              <w:right w:val="single" w:color="999999" w:sz="4"/>
+            </w:tcBorders>
+            <w:shd w:fill="E8E8E8" w:val="clear"/>
+          </w:tcPr>
+          <w:p>
+            <w:r>
+              <w:rPr>
+                <w:b w:val="0"/>
+              </w:rPr>
+              <w:t>NABH</w:t>
+            </w:r>
+          </w:p>
+        </w:tc>
+        <w:tc>
+          <w:tcPr>
+            <w:tcW w:type="pct" w:w="22%"/>
+            <w:tcBorders>
+              <w:top w:val="single" w:color="999999" w:sz="4"/>
+              <w:left w:val="single" w:color="999999" w:sz="4"/>
+              <w:bottom w:val="single" w:color="999999" w:sz="4"/>
+              <w:right w:val="single" w:color="999999" w:sz="4"/>
+            </w:tcBorders>
+            <w:shd w:fill="E8E8E8" w:val="clear"/>
+          </w:tcPr>
+          <w:p>
+            <w:r>
+              <w:rPr>
+                <w:b w:val="0"/>
+              </w:rPr>
+              <w:t>National Accreditation Board for Hospitals and Healthcare Providers</w:t>
+            </w:r>
+          </w:p>
+        </w:tc>
+      </w:tr>
+      <w:tr>
+        <w:tc>
+          <w:tcPr>
+            <w:tcW w:type="pct" w:w="22%"/>
+            <w:tcBorders>
+              <w:top w:val="single" w:color="999999" w:sz="4"/>
+              <w:left w:val="single" w:color="999999" w:sz="4"/>
+              <w:bottom w:val="single" w:color="999999" w:sz="4"/>
+              <w:right w:val="single" w:color="999999" w:sz="4"/>
+            </w:tcBorders>
+            <w:shd w:fill="E8E8E8" w:val="clear"/>
+          </w:tcPr>
+          <w:p>
+            <w:r>
+              <w:rPr>
+                <w:b w:val="0"/>
+              </w:rPr>
+              <w:t>OE</w:t>
+            </w:r>
+          </w:p>
+        </w:tc>
+        <w:tc>
+          <w:tcPr>
+            <w:tcW w:type="pct" w:w="22%"/>
+            <w:tcBorders>
+              <w:top w:val="single" w:color="999999" w:sz="4"/>
+              <w:left w:val="single" w:color="999999" w:sz="4"/>
+              <w:bottom w:val="single" w:color="999999" w:sz="4"/>
+              <w:right w:val="single" w:color="999999" w:sz="4"/>
+            </w:tcBorders>
+            <w:shd w:fill="E8E8E8" w:val="clear"/>
+          </w:tcPr>
+          <w:p>
+            <w:r>
+              <w:rPr>
+                <w:b w:val="0"/>
+              </w:rPr>
+              <w:t>objective element</w:t>
+            </w:r>
+          </w:p>
+        </w:tc>
+      </w:tr>
+      <w:tr>
+        <w:tc>
+          <w:tcPr>
+            <w:tcW w:type="pct" w:w="22%"/>
+            <w:tcBorders>
+              <w:top w:val="single" w:color="999999" w:sz="4"/>
+              <w:left w:val="single" w:color="999999" w:sz="4"/>
+              <w:bottom w:val="single" w:color="999999" w:sz="4"/>
+              <w:right w:val="single" w:color="999999" w:sz="4"/>
+            </w:tcBorders>
+            <w:shd w:fill="E8E8E8" w:val="clear"/>
+          </w:tcPr>
+          <w:p>
+            <w:r>
+              <w:rPr>
+                <w:b w:val="0"/>
+              </w:rPr>
+              <w:t>OT</w:t>
+            </w:r>
+          </w:p>
+        </w:tc>
+        <w:tc>
+          <w:tcPr>
+            <w:tcW w:type="pct" w:w="22%"/>
+            <w:tcBorders>
+              <w:top w:val="single" w:color="999999" w:sz="4"/>
+              <w:left w:val="single" w:color="999999" w:sz="4"/>
+              <w:bottom w:val="single" w:color="999999" w:sz="4"/>
+              <w:right w:val="single" w:color="999999" w:sz="4"/>
+            </w:tcBorders>
+            <w:shd w:fill="E8E8E8" w:val="clear"/>
+          </w:tcPr>
+          <w:p>
+            <w:r>
+              <w:rPr>
+                <w:b w:val="0"/>
+              </w:rPr>
+              <w:t>operation theatre</w:t>
+            </w:r>
+          </w:p>
+        </w:tc>
+      </w:tr>
+      <w:tr>
+        <w:tc>
+          <w:tcPr>
+            <w:tcW w:type="pct" w:w="22%"/>
+            <w:tcBorders>
+              <w:top w:val="single" w:color="999999" w:sz="4"/>
+              <w:left w:val="single" w:color="999999" w:sz="4"/>
+              <w:bottom w:val="single" w:color="999999" w:sz="4"/>
+              <w:right w:val="single" w:color="999999" w:sz="4"/>
+            </w:tcBorders>
+            <w:shd w:fill="E8E8E8" w:val="clear"/>
+          </w:tcPr>
+          <w:p>
+            <w:r>
+              <w:rPr>
+                <w:b w:val="0"/>
+              </w:rPr>
+              <w:t>PPE</w:t>
+            </w:r>
+          </w:p>
+        </w:tc>
+        <w:tc>
+          <w:tcPr>
+            <w:tcW w:type="pct" w:w="22%"/>
+            <w:tcBorders>
+              <w:top w:val="single" w:color="999999" w:sz="4"/>
+              <w:left w:val="single" w:color="999999" w:sz="4"/>
+              <w:bottom w:val="single" w:color="999999" w:sz="4"/>
+              <w:right w:val="single" w:color="999999" w:sz="4"/>
+            </w:tcBorders>
+            <w:shd w:fill="E8E8E8" w:val="clear"/>
+          </w:tcPr>
+          <w:p>
+            <w:r>
+              <w:rPr>
+                <w:b w:val="0"/>
+              </w:rPr>
+              <w:t>personal protective equipment</w:t>
+            </w:r>
+          </w:p>
+        </w:tc>
+      </w:tr>
+      <w:tr>
+        <w:tc>
+          <w:tcPr>
+            <w:tcW w:type="pct" w:w="22%"/>
+            <w:tcBorders>
+              <w:top w:val="single" w:color="999999" w:sz="4"/>
+              <w:left w:val="single" w:color="999999" w:sz="4"/>
+              <w:bottom w:val="single" w:color="999999" w:sz="4"/>
+              <w:right w:val="single" w:color="999999" w:sz="4"/>
+            </w:tcBorders>
+            <w:shd w:fill="E8E8E8" w:val="clear"/>
+          </w:tcPr>
+          <w:p>
+            <w:r>
+              <w:rPr>
+                <w:b w:val="0"/>
+              </w:rPr>
+              <w:t>RH</w:t>
+            </w:r>
+          </w:p>
+        </w:tc>
+        <w:tc>
+          <w:tcPr>
+            <w:tcW w:type="pct" w:w="22%"/>
+            <w:tcBorders>
+              <w:top w:val="single" w:color="999999" w:sz="4"/>
+              <w:left w:val="single" w:color="999999" w:sz="4"/>
+              <w:bottom w:val="single" w:color="999999" w:sz="4"/>
+              <w:right w:val="single" w:color="999999" w:sz="4"/>
+            </w:tcBorders>
+            <w:shd w:fill="E8E8E8" w:val="clear"/>
+          </w:tcPr>
+          <w:p>
+            <w:r>
+              <w:rPr>
+                <w:b w:val="0"/>
+              </w:rPr>
+              <w:t>relative humidity</w:t>
+            </w:r>
+          </w:p>
+        </w:tc>
+      </w:tr>
+      <w:tr>
+        <w:tc>
+          <w:tcPr>
+            <w:tcW w:type="pct" w:w="22%"/>
+            <w:tcBorders>
+              <w:top w:val="single" w:color="999999" w:sz="4"/>
+              <w:left w:val="single" w:color="999999" w:sz="4"/>
+              <w:bottom w:val="single" w:color="999999" w:sz="4"/>
+              <w:right w:val="single" w:color="999999" w:sz="4"/>
+            </w:tcBorders>
+            <w:shd w:fill="E8E8E8" w:val="clear"/>
+          </w:tcPr>
+          <w:p>
+            <w:r>
+              <w:rPr>
+                <w:b w:val="0"/>
+              </w:rPr>
+              <w:t>SHCO</w:t>
+            </w:r>
+          </w:p>
+        </w:tc>
+        <w:tc>
+          <w:tcPr>
+            <w:tcW w:type="pct" w:w="22%"/>
+            <w:tcBorders>
+              <w:top w:val="single" w:color="999999" w:sz="4"/>
+              <w:left w:val="single" w:color="999999" w:sz="4"/>
+              <w:bottom w:val="single" w:color="999999" w:sz="4"/>
+              <w:right w:val="single" w:color="999999" w:sz="4"/>
+            </w:tcBorders>
+            <w:shd w:fill="E8E8E8" w:val="clear"/>
+          </w:tcPr>
+          <w:p>
+            <w:r>
+              <w:rPr>
+                <w:b w:val="0"/>
+              </w:rPr>
+              <w:t>Standards for Small Healthcare Organisations</w:t>
+            </w:r>
+          </w:p>
+        </w:tc>
+      </w:tr>
+      <w:tr>
+        <w:tc>
+          <w:tcPr>
+            <w:tcW w:type="pct" w:w="22%"/>
+            <w:tcBorders>
+              <w:top w:val="single" w:color="999999" w:sz="4"/>
+              <w:left w:val="single" w:color="999999" w:sz="4"/>
+              <w:bottom w:val="single" w:color="999999" w:sz="4"/>
+              <w:right w:val="single" w:color="999999" w:sz="4"/>
+            </w:tcBorders>
+            <w:shd w:fill="E8E8E8" w:val="clear"/>
+          </w:tcPr>
+          <w:p>
+            <w:r>
+              <w:rPr>
+                <w:b w:val="0"/>
+              </w:rPr>
+              <w:t>WHO</w:t>
+            </w:r>
+          </w:p>
+        </w:tc>
+        <w:tc>
+          <w:tcPr>
+            <w:tcW w:type="pct" w:w="22%"/>
+            <w:tcBorders>
+              <w:top w:val="single" w:color="999999" w:sz="4"/>
+              <w:left w:val="single" w:color="999999" w:sz="4"/>
+              <w:bottom w:val="single" w:color="999999" w:sz="4"/>
+              <w:right w:val="single" w:color="999999" w:sz="4"/>
+            </w:tcBorders>
+            <w:shd w:fill="E8E8E8" w:val="clear"/>
+          </w:tcPr>
+          <w:p>
+            <w:r>
+              <w:rPr>
+                <w:b w:val="0"/>
+              </w:rPr>
+              <w:t>World Health Organization</w:t>
+            </w:r>
+          </w:p>
+        </w:tc>
+      </w:tr>
+    </w:tbl>
     <w:p>
       <w:pPr>
         <w:pStyle w:val="Heading1"/>

--- a/policies/build/masters/HIC.6_v2_master.docx
+++ b/policies/build/masters/HIC.6_v2_master.docx
@@ -682,18 +682,6 @@
     </w:p>
     <w:p>
       <w:pPr>
-        <w:spacing w:after="140"/>
-      </w:pPr>
-      <w:r>
-        <w:rPr>
-          <w:sz w:val="22"/>
-          <w:szCs w:val="22"/>
-        </w:rPr>
-        <w:t xml:space="preserve">Words marked «like this» are defaults a small hospital can keep. A blank marked «________» has no sensible default. Fill it in before this document is signed.</w:t>
-      </w:r>
-    </w:p>
-    <w:p>
-      <w:pPr>
         <w:pStyle w:val="Heading1"/>
         <w:spacing w:after="120" w:before="280"/>
       </w:pPr>
@@ -723,120 +711,6 @@
           <w:szCs w:val="22"/>
         </w:rPr>
         <w:t xml:space="preserve">It covers the five elements HIC.6.a–e name: space and zoning, the cleaning-to-issue cycle, reprocessing of single-use items, validation tests, and the recall procedure.</w:t>
-      </w:r>
-    </w:p>
-    <w:p>
-      <w:pPr>
-        <w:spacing w:after="140"/>
-      </w:pPr>
-      <w:r>
-        <w:rPr>
-          <w:sz w:val="22"/>
-          <w:szCs w:val="22"/>
-        </w:rPr>
-        <w:t xml:space="preserve">Boundaries with other policies of «Hospital Name»:</w:t>
-      </w:r>
-    </w:p>
-    <w:p>
-      <w:pPr>
-        <w:pStyle w:val="ListParagraph"/>
-        <w:numPr>
-          <w:ilvl w:val="0"/>
-          <w:numId w:val="1"/>
-        </w:numPr>
-        <w:spacing w:after="60"/>
-      </w:pPr>
-      <w:r>
-        <w:rPr>
-          <w:sz w:val="22"/>
-          <w:szCs w:val="22"/>
-        </w:rPr>
-        <w:t xml:space="preserve">HIC.1 owns programme governance; this policy owns sterilisation as a component.</w:t>
-      </w:r>
-    </w:p>
-    <w:p>
-      <w:pPr>
-        <w:pStyle w:val="ListParagraph"/>
-        <w:numPr>
-          <w:ilvl w:val="0"/>
-          <w:numId w:val="1"/>
-        </w:numPr>
-        <w:spacing w:after="60"/>
-      </w:pPr>
-      <w:r>
-        <w:rPr>
-          <w:sz w:val="22"/>
-          <w:szCs w:val="22"/>
-        </w:rPr>
-        <w:t xml:space="preserve">HIC.2 owns clinical practices (safe injection, standard precautions) upstream of instrument use.</w:t>
-      </w:r>
-    </w:p>
-    <w:p>
-      <w:pPr>
-        <w:pStyle w:val="ListParagraph"/>
-        <w:numPr>
-          <w:ilvl w:val="0"/>
-          <w:numId w:val="1"/>
-        </w:numPr>
-        <w:spacing w:after="60"/>
-      </w:pPr>
-      <w:r>
-        <w:rPr>
-          <w:sz w:val="22"/>
-          <w:szCs w:val="22"/>
-        </w:rPr>
-        <w:t xml:space="preserve">HIC.3 owns support-service cleaning; this policy owns instrument decontamination.</w:t>
-      </w:r>
-    </w:p>
-    <w:p>
-      <w:pPr>
-        <w:pStyle w:val="ListParagraph"/>
-        <w:numPr>
-          <w:ilvl w:val="0"/>
-          <w:numId w:val="1"/>
-        </w:numPr>
-        <w:spacing w:after="60"/>
-      </w:pPr>
-      <w:r>
-        <w:rPr>
-          <w:sz w:val="22"/>
-          <w:szCs w:val="22"/>
-        </w:rPr>
-        <w:t xml:space="preserve">HIC.4 owns SSI prevention bundles that depend on sterile instruments.</w:t>
-      </w:r>
-    </w:p>
-    <w:p>
-      <w:pPr>
-        <w:pStyle w:val="ListParagraph"/>
-        <w:numPr>
-          <w:ilvl w:val="0"/>
-          <w:numId w:val="1"/>
-        </w:numPr>
-        <w:spacing w:after="60"/>
-      </w:pPr>
-      <w:r>
-        <w:rPr>
-          <w:sz w:val="22"/>
-          <w:szCs w:val="22"/>
-        </w:rPr>
-        <w:t xml:space="preserve">MOM.9 owns implant procurement and traceability; this policy does not cover procurement.</w:t>
-      </w:r>
-    </w:p>
-    <w:p>
-      <w:pPr>
-        <w:pStyle w:val="ListParagraph"/>
-        <w:numPr>
-          <w:ilvl w:val="0"/>
-          <w:numId w:val="1"/>
-        </w:numPr>
-        <w:spacing w:after="60"/>
-      </w:pPr>
-      <w:r>
-        <w:rPr>
-          <w:sz w:val="22"/>
-          <w:szCs w:val="22"/>
-        </w:rPr>
-        <w:t xml:space="preserve">FMS owns the building shell; this policy owns internal CSSD zoning requirements.</w:t>
       </w:r>
     </w:p>
     <w:p>

--- a/policies/build/masters/HIC.6_v2_master.docx
+++ b/policies/build/masters/HIC.6_v2_master.docx
@@ -3022,6 +3022,784 @@
         <w:t xml:space="preserve">The Nursing Superintendent holds signed acknowledgements with the induction record.</w:t>
       </w:r>
     </w:p>
+    <w:p>
+      <w:pPr>
+        <w:pStyle w:val="Heading1"/>
+        <w:spacing w:after="120" w:before="280"/>
+      </w:pPr>
+      <w:r>
+        <w:t>10. Distribution</w:t>
+      </w:r>
+    </w:p>
+    <w:p>
+      <w:pPr>
+        <w:spacing w:after="140"/>
+      </w:pPr>
+      <w:r>
+        <w:rPr>
+          <w:sz w:val="22"/>
+          <w:szCs w:val="22"/>
+        </w:rPr>
+        <w:t xml:space="preserve">Official master copy: office of the Medical Superintendent, «Hospital Name», with the Infection Control Officer and the Quality Coordinator.</w:t>
+      </w:r>
+    </w:p>
+    <w:p>
+      <w:pPr>
+        <w:spacing w:after="140"/>
+      </w:pPr>
+      <w:r>
+        <w:rPr>
+          <w:sz w:val="22"/>
+          <w:szCs w:val="22"/>
+        </w:rPr>
+        <w:t xml:space="preserve">Copies issued to: CSSD, OT, labour room, minor OT/procedure rooms, emergency, nursing administration.</w:t>
+      </w:r>
+    </w:p>
+    <w:p>
+      <w:pPr>
+        <w:spacing w:after="140"/>
+      </w:pPr>
+      <w:r>
+        <w:rPr>
+          <w:sz w:val="22"/>
+          <w:szCs w:val="22"/>
+        </w:rPr>
+        <w:t xml:space="preserve">The current version is available to all staff at the «infection control manual / staff intranet».</w:t>
+      </w:r>
+    </w:p>
+    <w:p>
+      <w:pPr>
+        <w:spacing w:after="140"/>
+      </w:pPr>
+      <w:r>
+        <w:rPr>
+          <w:sz w:val="22"/>
+          <w:szCs w:val="22"/>
+        </w:rPr>
+        <w:t xml:space="preserve">When a new version is issued, take old copies out of use.</w:t>
+      </w:r>
+    </w:p>
+    <w:p>
+      <w:pPr>
+        <w:pStyle w:val="Heading1"/>
+        <w:spacing w:after="120" w:before="280"/>
+      </w:pPr>
+      <w:r>
+        <w:t>11. Abbreviations</w:t>
+      </w:r>
+    </w:p>
+    <w:tbl>
+      <w:tblPr>
+        <w:tblW w:type="pct" w:w="100%"/>
+        <w:tblBorders>
+          <w:top w:val="single" w:color="auto" w:sz="4"/>
+          <w:left w:val="single" w:color="auto" w:sz="4"/>
+          <w:bottom w:val="single" w:color="auto" w:sz="4"/>
+          <w:right w:val="single" w:color="auto" w:sz="4"/>
+          <w:insideH w:val="single" w:color="auto" w:sz="4"/>
+          <w:insideV w:val="single" w:color="auto" w:sz="4"/>
+        </w:tblBorders>
+      </w:tblPr>
+      <w:tblGrid>
+        <w:gridCol w:w="100"/>
+        <w:gridCol w:w="100"/>
+      </w:tblGrid>
+      <w:tr>
+        <w:tc>
+          <w:tcPr>
+            <w:tcW w:type="pct" w:w="22%"/>
+            <w:tcBorders>
+              <w:top w:val="single" w:color="999999" w:sz="4"/>
+              <w:left w:val="single" w:color="999999" w:sz="4"/>
+              <w:bottom w:val="single" w:color="999999" w:sz="4"/>
+              <w:right w:val="single" w:color="999999" w:sz="4"/>
+            </w:tcBorders>
+            <w:shd w:fill="E8E8E8" w:val="clear"/>
+          </w:tcPr>
+          <w:p>
+            <w:r>
+              <w:rPr>
+                <w:b/>
+              </w:rPr>
+              <w:t>Abbreviation</w:t>
+            </w:r>
+          </w:p>
+        </w:tc>
+        <w:tc>
+          <w:tcPr>
+            <w:tcW w:type="pct" w:w="22%"/>
+            <w:tcBorders>
+              <w:top w:val="single" w:color="999999" w:sz="4"/>
+              <w:left w:val="single" w:color="999999" w:sz="4"/>
+              <w:bottom w:val="single" w:color="999999" w:sz="4"/>
+              <w:right w:val="single" w:color="999999" w:sz="4"/>
+            </w:tcBorders>
+            <w:shd w:fill="E8E8E8" w:val="clear"/>
+          </w:tcPr>
+          <w:p>
+            <w:r>
+              <w:rPr>
+                <w:b/>
+              </w:rPr>
+              <w:t>Meaning</w:t>
+            </w:r>
+          </w:p>
+        </w:tc>
+      </w:tr>
+      <w:tr>
+        <w:tc>
+          <w:tcPr>
+            <w:tcW w:type="pct" w:w="22%"/>
+            <w:tcBorders>
+              <w:top w:val="single" w:color="999999" w:sz="4"/>
+              <w:left w:val="single" w:color="999999" w:sz="4"/>
+              <w:bottom w:val="single" w:color="999999" w:sz="4"/>
+              <w:right w:val="single" w:color="999999" w:sz="4"/>
+            </w:tcBorders>
+            <w:shd w:fill="E8E8E8" w:val="clear"/>
+          </w:tcPr>
+          <w:p>
+            <w:r>
+              <w:rPr>
+                <w:b w:val="0"/>
+              </w:rPr>
+              <w:t>BI</w:t>
+            </w:r>
+          </w:p>
+        </w:tc>
+        <w:tc>
+          <w:tcPr>
+            <w:tcW w:type="pct" w:w="22%"/>
+            <w:tcBorders>
+              <w:top w:val="single" w:color="999999" w:sz="4"/>
+              <w:left w:val="single" w:color="999999" w:sz="4"/>
+              <w:bottom w:val="single" w:color="999999" w:sz="4"/>
+              <w:right w:val="single" w:color="999999" w:sz="4"/>
+            </w:tcBorders>
+            <w:shd w:fill="E8E8E8" w:val="clear"/>
+          </w:tcPr>
+          <w:p>
+            <w:r>
+              <w:rPr>
+                <w:b w:val="0"/>
+              </w:rPr>
+              <w:t>biological indicator</w:t>
+            </w:r>
+          </w:p>
+        </w:tc>
+      </w:tr>
+      <w:tr>
+        <w:tc>
+          <w:tcPr>
+            <w:tcW w:type="pct" w:w="22%"/>
+            <w:tcBorders>
+              <w:top w:val="single" w:color="999999" w:sz="4"/>
+              <w:left w:val="single" w:color="999999" w:sz="4"/>
+              <w:bottom w:val="single" w:color="999999" w:sz="4"/>
+              <w:right w:val="single" w:color="999999" w:sz="4"/>
+            </w:tcBorders>
+            <w:shd w:fill="E8E8E8" w:val="clear"/>
+          </w:tcPr>
+          <w:p>
+            <w:r>
+              <w:rPr>
+                <w:b w:val="0"/>
+              </w:rPr>
+              <w:t>CAPA</w:t>
+            </w:r>
+          </w:p>
+        </w:tc>
+        <w:tc>
+          <w:tcPr>
+            <w:tcW w:type="pct" w:w="22%"/>
+            <w:tcBorders>
+              <w:top w:val="single" w:color="999999" w:sz="4"/>
+              <w:left w:val="single" w:color="999999" w:sz="4"/>
+              <w:bottom w:val="single" w:color="999999" w:sz="4"/>
+              <w:right w:val="single" w:color="999999" w:sz="4"/>
+            </w:tcBorders>
+            <w:shd w:fill="E8E8E8" w:val="clear"/>
+          </w:tcPr>
+          <w:p>
+            <w:r>
+              <w:rPr>
+                <w:b w:val="0"/>
+              </w:rPr>
+              <w:t>corrective and preventive action</w:t>
+            </w:r>
+          </w:p>
+        </w:tc>
+      </w:tr>
+      <w:tr>
+        <w:tc>
+          <w:tcPr>
+            <w:tcW w:type="pct" w:w="22%"/>
+            <w:tcBorders>
+              <w:top w:val="single" w:color="999999" w:sz="4"/>
+              <w:left w:val="single" w:color="999999" w:sz="4"/>
+              <w:bottom w:val="single" w:color="999999" w:sz="4"/>
+              <w:right w:val="single" w:color="999999" w:sz="4"/>
+            </w:tcBorders>
+            <w:shd w:fill="E8E8E8" w:val="clear"/>
+          </w:tcPr>
+          <w:p>
+            <w:r>
+              <w:rPr>
+                <w:b w:val="0"/>
+              </w:rPr>
+              <w:t>CSSD</w:t>
+            </w:r>
+          </w:p>
+        </w:tc>
+        <w:tc>
+          <w:tcPr>
+            <w:tcW w:type="pct" w:w="22%"/>
+            <w:tcBorders>
+              <w:top w:val="single" w:color="999999" w:sz="4"/>
+              <w:left w:val="single" w:color="999999" w:sz="4"/>
+              <w:bottom w:val="single" w:color="999999" w:sz="4"/>
+              <w:right w:val="single" w:color="999999" w:sz="4"/>
+            </w:tcBorders>
+            <w:shd w:fill="E8E8E8" w:val="clear"/>
+          </w:tcPr>
+          <w:p>
+            <w:r>
+              <w:rPr>
+                <w:b w:val="0"/>
+              </w:rPr>
+              <w:t>central sterile services department</w:t>
+            </w:r>
+          </w:p>
+        </w:tc>
+      </w:tr>
+      <w:tr>
+        <w:tc>
+          <w:tcPr>
+            <w:tcW w:type="pct" w:w="22%"/>
+            <w:tcBorders>
+              <w:top w:val="single" w:color="999999" w:sz="4"/>
+              <w:left w:val="single" w:color="999999" w:sz="4"/>
+              <w:bottom w:val="single" w:color="999999" w:sz="4"/>
+              <w:right w:val="single" w:color="999999" w:sz="4"/>
+            </w:tcBorders>
+            <w:shd w:fill="E8E8E8" w:val="clear"/>
+          </w:tcPr>
+          <w:p>
+            <w:r>
+              <w:rPr>
+                <w:b w:val="0"/>
+              </w:rPr>
+              <w:t>EtO</w:t>
+            </w:r>
+          </w:p>
+        </w:tc>
+        <w:tc>
+          <w:tcPr>
+            <w:tcW w:type="pct" w:w="22%"/>
+            <w:tcBorders>
+              <w:top w:val="single" w:color="999999" w:sz="4"/>
+              <w:left w:val="single" w:color="999999" w:sz="4"/>
+              <w:bottom w:val="single" w:color="999999" w:sz="4"/>
+              <w:right w:val="single" w:color="999999" w:sz="4"/>
+            </w:tcBorders>
+            <w:shd w:fill="E8E8E8" w:val="clear"/>
+          </w:tcPr>
+          <w:p>
+            <w:r>
+              <w:rPr>
+                <w:b w:val="0"/>
+              </w:rPr>
+              <w:t>ethylene oxide</w:t>
+            </w:r>
+          </w:p>
+        </w:tc>
+      </w:tr>
+      <w:tr>
+        <w:tc>
+          <w:tcPr>
+            <w:tcW w:type="pct" w:w="22%"/>
+            <w:tcBorders>
+              <w:top w:val="single" w:color="999999" w:sz="4"/>
+              <w:left w:val="single" w:color="999999" w:sz="4"/>
+              <w:bottom w:val="single" w:color="999999" w:sz="4"/>
+              <w:right w:val="single" w:color="999999" w:sz="4"/>
+            </w:tcBorders>
+            <w:shd w:fill="E8E8E8" w:val="clear"/>
+          </w:tcPr>
+          <w:p>
+            <w:r>
+              <w:rPr>
+                <w:b w:val="0"/>
+              </w:rPr>
+              <w:t>FMS</w:t>
+            </w:r>
+          </w:p>
+        </w:tc>
+        <w:tc>
+          <w:tcPr>
+            <w:tcW w:type="pct" w:w="22%"/>
+            <w:tcBorders>
+              <w:top w:val="single" w:color="999999" w:sz="4"/>
+              <w:left w:val="single" w:color="999999" w:sz="4"/>
+              <w:bottom w:val="single" w:color="999999" w:sz="4"/>
+              <w:right w:val="single" w:color="999999" w:sz="4"/>
+            </w:tcBorders>
+            <w:shd w:fill="E8E8E8" w:val="clear"/>
+          </w:tcPr>
+          <w:p>
+            <w:r>
+              <w:rPr>
+                <w:b w:val="0"/>
+              </w:rPr>
+              <w:t>Facility Management and Safety (NABH SHCO chapter)</w:t>
+            </w:r>
+          </w:p>
+        </w:tc>
+      </w:tr>
+      <w:tr>
+        <w:tc>
+          <w:tcPr>
+            <w:tcW w:type="pct" w:w="22%"/>
+            <w:tcBorders>
+              <w:top w:val="single" w:color="999999" w:sz="4"/>
+              <w:left w:val="single" w:color="999999" w:sz="4"/>
+              <w:bottom w:val="single" w:color="999999" w:sz="4"/>
+              <w:right w:val="single" w:color="999999" w:sz="4"/>
+            </w:tcBorders>
+            <w:shd w:fill="E8E8E8" w:val="clear"/>
+          </w:tcPr>
+          <w:p>
+            <w:r>
+              <w:rPr>
+                <w:b w:val="0"/>
+              </w:rPr>
+              <w:t>HIC</w:t>
+            </w:r>
+          </w:p>
+        </w:tc>
+        <w:tc>
+          <w:tcPr>
+            <w:tcW w:type="pct" w:w="22%"/>
+            <w:tcBorders>
+              <w:top w:val="single" w:color="999999" w:sz="4"/>
+              <w:left w:val="single" w:color="999999" w:sz="4"/>
+              <w:bottom w:val="single" w:color="999999" w:sz="4"/>
+              <w:right w:val="single" w:color="999999" w:sz="4"/>
+            </w:tcBorders>
+            <w:shd w:fill="E8E8E8" w:val="clear"/>
+          </w:tcPr>
+          <w:p>
+            <w:r>
+              <w:rPr>
+                <w:b w:val="0"/>
+              </w:rPr>
+              <w:t>Hospital Infection Prevention and Control (NABH SHCO chapter)</w:t>
+            </w:r>
+          </w:p>
+        </w:tc>
+      </w:tr>
+      <w:tr>
+        <w:tc>
+          <w:tcPr>
+            <w:tcW w:type="pct" w:w="22%"/>
+            <w:tcBorders>
+              <w:top w:val="single" w:color="999999" w:sz="4"/>
+              <w:left w:val="single" w:color="999999" w:sz="4"/>
+              <w:bottom w:val="single" w:color="999999" w:sz="4"/>
+              <w:right w:val="single" w:color="999999" w:sz="4"/>
+            </w:tcBorders>
+            <w:shd w:fill="E8E8E8" w:val="clear"/>
+          </w:tcPr>
+          <w:p>
+            <w:r>
+              <w:rPr>
+                <w:b w:val="0"/>
+              </w:rPr>
+              <w:t>ICC</w:t>
+            </w:r>
+          </w:p>
+        </w:tc>
+        <w:tc>
+          <w:tcPr>
+            <w:tcW w:type="pct" w:w="22%"/>
+            <w:tcBorders>
+              <w:top w:val="single" w:color="999999" w:sz="4"/>
+              <w:left w:val="single" w:color="999999" w:sz="4"/>
+              <w:bottom w:val="single" w:color="999999" w:sz="4"/>
+              <w:right w:val="single" w:color="999999" w:sz="4"/>
+            </w:tcBorders>
+            <w:shd w:fill="E8E8E8" w:val="clear"/>
+          </w:tcPr>
+          <w:p>
+            <w:r>
+              <w:rPr>
+                <w:b w:val="0"/>
+              </w:rPr>
+              <w:t>Infection Control Committee</w:t>
+            </w:r>
+          </w:p>
+        </w:tc>
+      </w:tr>
+      <w:tr>
+        <w:tc>
+          <w:tcPr>
+            <w:tcW w:type="pct" w:w="22%"/>
+            <w:tcBorders>
+              <w:top w:val="single" w:color="999999" w:sz="4"/>
+              <w:left w:val="single" w:color="999999" w:sz="4"/>
+              <w:bottom w:val="single" w:color="999999" w:sz="4"/>
+              <w:right w:val="single" w:color="999999" w:sz="4"/>
+            </w:tcBorders>
+            <w:shd w:fill="E8E8E8" w:val="clear"/>
+          </w:tcPr>
+          <w:p>
+            <w:r>
+              <w:rPr>
+                <w:b w:val="0"/>
+              </w:rPr>
+              <w:t>MOM</w:t>
+            </w:r>
+          </w:p>
+        </w:tc>
+        <w:tc>
+          <w:tcPr>
+            <w:tcW w:type="pct" w:w="22%"/>
+            <w:tcBorders>
+              <w:top w:val="single" w:color="999999" w:sz="4"/>
+              <w:left w:val="single" w:color="999999" w:sz="4"/>
+              <w:bottom w:val="single" w:color="999999" w:sz="4"/>
+              <w:right w:val="single" w:color="999999" w:sz="4"/>
+            </w:tcBorders>
+            <w:shd w:fill="E8E8E8" w:val="clear"/>
+          </w:tcPr>
+          <w:p>
+            <w:r>
+              <w:rPr>
+                <w:b w:val="0"/>
+              </w:rPr>
+              <w:t>Management of Medication (NABH SHCO chapter)</w:t>
+            </w:r>
+          </w:p>
+        </w:tc>
+      </w:tr>
+      <w:tr>
+        <w:tc>
+          <w:tcPr>
+            <w:tcW w:type="pct" w:w="22%"/>
+            <w:tcBorders>
+              <w:top w:val="single" w:color="999999" w:sz="4"/>
+              <w:left w:val="single" w:color="999999" w:sz="4"/>
+              <w:bottom w:val="single" w:color="999999" w:sz="4"/>
+              <w:right w:val="single" w:color="999999" w:sz="4"/>
+            </w:tcBorders>
+            <w:shd w:fill="E8E8E8" w:val="clear"/>
+          </w:tcPr>
+          <w:p>
+            <w:r>
+              <w:rPr>
+                <w:b w:val="0"/>
+              </w:rPr>
+              <w:t>NABH</w:t>
+            </w:r>
+          </w:p>
+        </w:tc>
+        <w:tc>
+          <w:tcPr>
+            <w:tcW w:type="pct" w:w="22%"/>
+            <w:tcBorders>
+              <w:top w:val="single" w:color="999999" w:sz="4"/>
+              <w:left w:val="single" w:color="999999" w:sz="4"/>
+              <w:bottom w:val="single" w:color="999999" w:sz="4"/>
+              <w:right w:val="single" w:color="999999" w:sz="4"/>
+            </w:tcBorders>
+            <w:shd w:fill="E8E8E8" w:val="clear"/>
+          </w:tcPr>
+          <w:p>
+            <w:r>
+              <w:rPr>
+                <w:b w:val="0"/>
+              </w:rPr>
+              <w:t>National Accreditation Board for Hospitals and Healthcare Providers</w:t>
+            </w:r>
+          </w:p>
+        </w:tc>
+      </w:tr>
+      <w:tr>
+        <w:tc>
+          <w:tcPr>
+            <w:tcW w:type="pct" w:w="22%"/>
+            <w:tcBorders>
+              <w:top w:val="single" w:color="999999" w:sz="4"/>
+              <w:left w:val="single" w:color="999999" w:sz="4"/>
+              <w:bottom w:val="single" w:color="999999" w:sz="4"/>
+              <w:right w:val="single" w:color="999999" w:sz="4"/>
+            </w:tcBorders>
+            <w:shd w:fill="E8E8E8" w:val="clear"/>
+          </w:tcPr>
+          <w:p>
+            <w:r>
+              <w:rPr>
+                <w:b w:val="0"/>
+              </w:rPr>
+              <w:t>OE</w:t>
+            </w:r>
+          </w:p>
+        </w:tc>
+        <w:tc>
+          <w:tcPr>
+            <w:tcW w:type="pct" w:w="22%"/>
+            <w:tcBorders>
+              <w:top w:val="single" w:color="999999" w:sz="4"/>
+              <w:left w:val="single" w:color="999999" w:sz="4"/>
+              <w:bottom w:val="single" w:color="999999" w:sz="4"/>
+              <w:right w:val="single" w:color="999999" w:sz="4"/>
+            </w:tcBorders>
+            <w:shd w:fill="E8E8E8" w:val="clear"/>
+          </w:tcPr>
+          <w:p>
+            <w:r>
+              <w:rPr>
+                <w:b w:val="0"/>
+              </w:rPr>
+              <w:t>objective element</w:t>
+            </w:r>
+          </w:p>
+        </w:tc>
+      </w:tr>
+      <w:tr>
+        <w:tc>
+          <w:tcPr>
+            <w:tcW w:type="pct" w:w="22%"/>
+            <w:tcBorders>
+              <w:top w:val="single" w:color="999999" w:sz="4"/>
+              <w:left w:val="single" w:color="999999" w:sz="4"/>
+              <w:bottom w:val="single" w:color="999999" w:sz="4"/>
+              <w:right w:val="single" w:color="999999" w:sz="4"/>
+            </w:tcBorders>
+            <w:shd w:fill="E8E8E8" w:val="clear"/>
+          </w:tcPr>
+          <w:p>
+            <w:r>
+              <w:rPr>
+                <w:b w:val="0"/>
+              </w:rPr>
+              <w:t>OT</w:t>
+            </w:r>
+          </w:p>
+        </w:tc>
+        <w:tc>
+          <w:tcPr>
+            <w:tcW w:type="pct" w:w="22%"/>
+            <w:tcBorders>
+              <w:top w:val="single" w:color="999999" w:sz="4"/>
+              <w:left w:val="single" w:color="999999" w:sz="4"/>
+              <w:bottom w:val="single" w:color="999999" w:sz="4"/>
+              <w:right w:val="single" w:color="999999" w:sz="4"/>
+            </w:tcBorders>
+            <w:shd w:fill="E8E8E8" w:val="clear"/>
+          </w:tcPr>
+          <w:p>
+            <w:r>
+              <w:rPr>
+                <w:b w:val="0"/>
+              </w:rPr>
+              <w:t>operation theatre</w:t>
+            </w:r>
+          </w:p>
+        </w:tc>
+      </w:tr>
+      <w:tr>
+        <w:tc>
+          <w:tcPr>
+            <w:tcW w:type="pct" w:w="22%"/>
+            <w:tcBorders>
+              <w:top w:val="single" w:color="999999" w:sz="4"/>
+              <w:left w:val="single" w:color="999999" w:sz="4"/>
+              <w:bottom w:val="single" w:color="999999" w:sz="4"/>
+              <w:right w:val="single" w:color="999999" w:sz="4"/>
+            </w:tcBorders>
+            <w:shd w:fill="E8E8E8" w:val="clear"/>
+          </w:tcPr>
+          <w:p>
+            <w:r>
+              <w:rPr>
+                <w:b w:val="0"/>
+              </w:rPr>
+              <w:t>PPE</w:t>
+            </w:r>
+          </w:p>
+        </w:tc>
+        <w:tc>
+          <w:tcPr>
+            <w:tcW w:type="pct" w:w="22%"/>
+            <w:tcBorders>
+              <w:top w:val="single" w:color="999999" w:sz="4"/>
+              <w:left w:val="single" w:color="999999" w:sz="4"/>
+              <w:bottom w:val="single" w:color="999999" w:sz="4"/>
+              <w:right w:val="single" w:color="999999" w:sz="4"/>
+            </w:tcBorders>
+            <w:shd w:fill="E8E8E8" w:val="clear"/>
+          </w:tcPr>
+          <w:p>
+            <w:r>
+              <w:rPr>
+                <w:b w:val="0"/>
+              </w:rPr>
+              <w:t>personal protective equipment</w:t>
+            </w:r>
+          </w:p>
+        </w:tc>
+      </w:tr>
+      <w:tr>
+        <w:tc>
+          <w:tcPr>
+            <w:tcW w:type="pct" w:w="22%"/>
+            <w:tcBorders>
+              <w:top w:val="single" w:color="999999" w:sz="4"/>
+              <w:left w:val="single" w:color="999999" w:sz="4"/>
+              <w:bottom w:val="single" w:color="999999" w:sz="4"/>
+              <w:right w:val="single" w:color="999999" w:sz="4"/>
+            </w:tcBorders>
+            <w:shd w:fill="E8E8E8" w:val="clear"/>
+          </w:tcPr>
+          <w:p>
+            <w:r>
+              <w:rPr>
+                <w:b w:val="0"/>
+              </w:rPr>
+              <w:t>RH</w:t>
+            </w:r>
+          </w:p>
+        </w:tc>
+        <w:tc>
+          <w:tcPr>
+            <w:tcW w:type="pct" w:w="22%"/>
+            <w:tcBorders>
+              <w:top w:val="single" w:color="999999" w:sz="4"/>
+              <w:left w:val="single" w:color="999999" w:sz="4"/>
+              <w:bottom w:val="single" w:color="999999" w:sz="4"/>
+              <w:right w:val="single" w:color="999999" w:sz="4"/>
+            </w:tcBorders>
+            <w:shd w:fill="E8E8E8" w:val="clear"/>
+          </w:tcPr>
+          <w:p>
+            <w:r>
+              <w:rPr>
+                <w:b w:val="0"/>
+              </w:rPr>
+              <w:t>relative humidity</w:t>
+            </w:r>
+          </w:p>
+        </w:tc>
+      </w:tr>
+      <w:tr>
+        <w:tc>
+          <w:tcPr>
+            <w:tcW w:type="pct" w:w="22%"/>
+            <w:tcBorders>
+              <w:top w:val="single" w:color="999999" w:sz="4"/>
+              <w:left w:val="single" w:color="999999" w:sz="4"/>
+              <w:bottom w:val="single" w:color="999999" w:sz="4"/>
+              <w:right w:val="single" w:color="999999" w:sz="4"/>
+            </w:tcBorders>
+            <w:shd w:fill="E8E8E8" w:val="clear"/>
+          </w:tcPr>
+          <w:p>
+            <w:r>
+              <w:rPr>
+                <w:b w:val="0"/>
+              </w:rPr>
+              <w:t>SHCO</w:t>
+            </w:r>
+          </w:p>
+        </w:tc>
+        <w:tc>
+          <w:tcPr>
+            <w:tcW w:type="pct" w:w="22%"/>
+            <w:tcBorders>
+              <w:top w:val="single" w:color="999999" w:sz="4"/>
+              <w:left w:val="single" w:color="999999" w:sz="4"/>
+              <w:bottom w:val="single" w:color="999999" w:sz="4"/>
+              <w:right w:val="single" w:color="999999" w:sz="4"/>
+            </w:tcBorders>
+            <w:shd w:fill="E8E8E8" w:val="clear"/>
+          </w:tcPr>
+          <w:p>
+            <w:r>
+              <w:rPr>
+                <w:b w:val="0"/>
+              </w:rPr>
+              <w:t>Standards for Small Healthcare Organisations</w:t>
+            </w:r>
+          </w:p>
+        </w:tc>
+      </w:tr>
+      <w:tr>
+        <w:tc>
+          <w:tcPr>
+            <w:tcW w:type="pct" w:w="22%"/>
+            <w:tcBorders>
+              <w:top w:val="single" w:color="999999" w:sz="4"/>
+              <w:left w:val="single" w:color="999999" w:sz="4"/>
+              <w:bottom w:val="single" w:color="999999" w:sz="4"/>
+              <w:right w:val="single" w:color="999999" w:sz="4"/>
+            </w:tcBorders>
+            <w:shd w:fill="E8E8E8" w:val="clear"/>
+          </w:tcPr>
+          <w:p>
+            <w:r>
+              <w:rPr>
+                <w:b w:val="0"/>
+              </w:rPr>
+              <w:t>WHO</w:t>
+            </w:r>
+          </w:p>
+        </w:tc>
+        <w:tc>
+          <w:tcPr>
+            <w:tcW w:type="pct" w:w="22%"/>
+            <w:tcBorders>
+              <w:top w:val="single" w:color="999999" w:sz="4"/>
+              <w:left w:val="single" w:color="999999" w:sz="4"/>
+              <w:bottom w:val="single" w:color="999999" w:sz="4"/>
+              <w:right w:val="single" w:color="999999" w:sz="4"/>
+            </w:tcBorders>
+            <w:shd w:fill="E8E8E8" w:val="clear"/>
+          </w:tcPr>
+          <w:p>
+            <w:r>
+              <w:rPr>
+                <w:b w:val="0"/>
+              </w:rPr>
+              <w:t>World Health Organization</w:t>
+            </w:r>
+          </w:p>
+        </w:tc>
+      </w:tr>
+    </w:tbl>
+    <w:p>
+      <w:pPr>
+        <w:pStyle w:val="Heading1"/>
+        <w:spacing w:after="120" w:before="280"/>
+      </w:pPr>
+      <w:r>
+        <w:t>12. Traceability to NABH SHCO 3rd Edition HIC.6</w:t>
+      </w:r>
+    </w:p>
+    <w:p>
+      <w:pPr>
+        <w:spacing w:after="120"/>
+      </w:pPr>
+      <w:r>
+        <w:rPr>
+          <w:i/>
+          <w:iCs/>
+          <w:sz w:val="20"/>
+          <w:szCs w:val="20"/>
+        </w:rPr>
+        <w:t xml:space="preserve">This table is an index. It is not how the policy is organised.</w:t>
+      </w:r>
+    </w:p>
     <w:tbl>
       <w:tblPr>
         <w:tblW w:type="pct" w:w="100%"/>
@@ -3686,784 +4464,6 @@
         </w:tc>
       </w:tr>
     </w:tbl>
-    <w:p>
-      <w:pPr>
-        <w:pStyle w:val="Heading1"/>
-        <w:spacing w:after="120" w:before="280"/>
-      </w:pPr>
-      <w:r>
-        <w:t>10. Distribution</w:t>
-      </w:r>
-    </w:p>
-    <w:p>
-      <w:pPr>
-        <w:spacing w:after="140"/>
-      </w:pPr>
-      <w:r>
-        <w:rPr>
-          <w:sz w:val="22"/>
-          <w:szCs w:val="22"/>
-        </w:rPr>
-        <w:t xml:space="preserve">Official master copy: office of the Medical Superintendent, «Hospital Name», with the Infection Control Officer and the Quality Coordinator.</w:t>
-      </w:r>
-    </w:p>
-    <w:p>
-      <w:pPr>
-        <w:spacing w:after="140"/>
-      </w:pPr>
-      <w:r>
-        <w:rPr>
-          <w:sz w:val="22"/>
-          <w:szCs w:val="22"/>
-        </w:rPr>
-        <w:t xml:space="preserve">Copies issued to: CSSD, OT, labour room, minor OT/procedure rooms, emergency, nursing administration.</w:t>
-      </w:r>
-    </w:p>
-    <w:p>
-      <w:pPr>
-        <w:spacing w:after="140"/>
-      </w:pPr>
-      <w:r>
-        <w:rPr>
-          <w:sz w:val="22"/>
-          <w:szCs w:val="22"/>
-        </w:rPr>
-        <w:t xml:space="preserve">The current version is available to all staff at the «infection control manual / staff intranet».</w:t>
-      </w:r>
-    </w:p>
-    <w:p>
-      <w:pPr>
-        <w:spacing w:after="140"/>
-      </w:pPr>
-      <w:r>
-        <w:rPr>
-          <w:sz w:val="22"/>
-          <w:szCs w:val="22"/>
-        </w:rPr>
-        <w:t xml:space="preserve">When a new version is issued, take old copies out of use.</w:t>
-      </w:r>
-    </w:p>
-    <w:p>
-      <w:pPr>
-        <w:pStyle w:val="Heading1"/>
-        <w:spacing w:after="120" w:before="280"/>
-      </w:pPr>
-      <w:r>
-        <w:t>11. Abbreviations</w:t>
-      </w:r>
-    </w:p>
-    <w:tbl>
-      <w:tblPr>
-        <w:tblW w:type="pct" w:w="100%"/>
-        <w:tblBorders>
-          <w:top w:val="single" w:color="auto" w:sz="4"/>
-          <w:left w:val="single" w:color="auto" w:sz="4"/>
-          <w:bottom w:val="single" w:color="auto" w:sz="4"/>
-          <w:right w:val="single" w:color="auto" w:sz="4"/>
-          <w:insideH w:val="single" w:color="auto" w:sz="4"/>
-          <w:insideV w:val="single" w:color="auto" w:sz="4"/>
-        </w:tblBorders>
-      </w:tblPr>
-      <w:tblGrid>
-        <w:gridCol w:w="100"/>
-        <w:gridCol w:w="100"/>
-      </w:tblGrid>
-      <w:tr>
-        <w:tc>
-          <w:tcPr>
-            <w:tcW w:type="pct" w:w="22%"/>
-            <w:tcBorders>
-              <w:top w:val="single" w:color="999999" w:sz="4"/>
-              <w:left w:val="single" w:color="999999" w:sz="4"/>
-              <w:bottom w:val="single" w:color="999999" w:sz="4"/>
-              <w:right w:val="single" w:color="999999" w:sz="4"/>
-            </w:tcBorders>
-            <w:shd w:fill="E8E8E8" w:val="clear"/>
-          </w:tcPr>
-          <w:p>
-            <w:r>
-              <w:rPr>
-                <w:b/>
-              </w:rPr>
-              <w:t>Abbreviation</w:t>
-            </w:r>
-          </w:p>
-        </w:tc>
-        <w:tc>
-          <w:tcPr>
-            <w:tcW w:type="pct" w:w="22%"/>
-            <w:tcBorders>
-              <w:top w:val="single" w:color="999999" w:sz="4"/>
-              <w:left w:val="single" w:color="999999" w:sz="4"/>
-              <w:bottom w:val="single" w:color="999999" w:sz="4"/>
-              <w:right w:val="single" w:color="999999" w:sz="4"/>
-            </w:tcBorders>
-            <w:shd w:fill="E8E8E8" w:val="clear"/>
-          </w:tcPr>
-          <w:p>
-            <w:r>
-              <w:rPr>
-                <w:b/>
-              </w:rPr>
-              <w:t>Meaning</w:t>
-            </w:r>
-          </w:p>
-        </w:tc>
-      </w:tr>
-      <w:tr>
-        <w:tc>
-          <w:tcPr>
-            <w:tcW w:type="pct" w:w="22%"/>
-            <w:tcBorders>
-              <w:top w:val="single" w:color="999999" w:sz="4"/>
-              <w:left w:val="single" w:color="999999" w:sz="4"/>
-              <w:bottom w:val="single" w:color="999999" w:sz="4"/>
-              <w:right w:val="single" w:color="999999" w:sz="4"/>
-            </w:tcBorders>
-            <w:shd w:fill="E8E8E8" w:val="clear"/>
-          </w:tcPr>
-          <w:p>
-            <w:r>
-              <w:rPr>
-                <w:b w:val="0"/>
-              </w:rPr>
-              <w:t>BI</w:t>
-            </w:r>
-          </w:p>
-        </w:tc>
-        <w:tc>
-          <w:tcPr>
-            <w:tcW w:type="pct" w:w="22%"/>
-            <w:tcBorders>
-              <w:top w:val="single" w:color="999999" w:sz="4"/>
-              <w:left w:val="single" w:color="999999" w:sz="4"/>
-              <w:bottom w:val="single" w:color="999999" w:sz="4"/>
-              <w:right w:val="single" w:color="999999" w:sz="4"/>
-            </w:tcBorders>
-            <w:shd w:fill="E8E8E8" w:val="clear"/>
-          </w:tcPr>
-          <w:p>
-            <w:r>
-              <w:rPr>
-                <w:b w:val="0"/>
-              </w:rPr>
-              <w:t>biological indicator</w:t>
-            </w:r>
-          </w:p>
-        </w:tc>
-      </w:tr>
-      <w:tr>
-        <w:tc>
-          <w:tcPr>
-            <w:tcW w:type="pct" w:w="22%"/>
-            <w:tcBorders>
-              <w:top w:val="single" w:color="999999" w:sz="4"/>
-              <w:left w:val="single" w:color="999999" w:sz="4"/>
-              <w:bottom w:val="single" w:color="999999" w:sz="4"/>
-              <w:right w:val="single" w:color="999999" w:sz="4"/>
-            </w:tcBorders>
-            <w:shd w:fill="E8E8E8" w:val="clear"/>
-          </w:tcPr>
-          <w:p>
-            <w:r>
-              <w:rPr>
-                <w:b w:val="0"/>
-              </w:rPr>
-              <w:t>CAPA</w:t>
-            </w:r>
-          </w:p>
-        </w:tc>
-        <w:tc>
-          <w:tcPr>
-            <w:tcW w:type="pct" w:w="22%"/>
-            <w:tcBorders>
-              <w:top w:val="single" w:color="999999" w:sz="4"/>
-              <w:left w:val="single" w:color="999999" w:sz="4"/>
-              <w:bottom w:val="single" w:color="999999" w:sz="4"/>
-              <w:right w:val="single" w:color="999999" w:sz="4"/>
-            </w:tcBorders>
-            <w:shd w:fill="E8E8E8" w:val="clear"/>
-          </w:tcPr>
-          <w:p>
-            <w:r>
-              <w:rPr>
-                <w:b w:val="0"/>
-              </w:rPr>
-              <w:t>corrective and preventive action</w:t>
-            </w:r>
-          </w:p>
-        </w:tc>
-      </w:tr>
-      <w:tr>
-        <w:tc>
-          <w:tcPr>
-            <w:tcW w:type="pct" w:w="22%"/>
-            <w:tcBorders>
-              <w:top w:val="single" w:color="999999" w:sz="4"/>
-              <w:left w:val="single" w:color="999999" w:sz="4"/>
-              <w:bottom w:val="single" w:color="999999" w:sz="4"/>
-              <w:right w:val="single" w:color="999999" w:sz="4"/>
-            </w:tcBorders>
-            <w:shd w:fill="E8E8E8" w:val="clear"/>
-          </w:tcPr>
-          <w:p>
-            <w:r>
-              <w:rPr>
-                <w:b w:val="0"/>
-              </w:rPr>
-              <w:t>CSSD</w:t>
-            </w:r>
-          </w:p>
-        </w:tc>
-        <w:tc>
-          <w:tcPr>
-            <w:tcW w:type="pct" w:w="22%"/>
-            <w:tcBorders>
-              <w:top w:val="single" w:color="999999" w:sz="4"/>
-              <w:left w:val="single" w:color="999999" w:sz="4"/>
-              <w:bottom w:val="single" w:color="999999" w:sz="4"/>
-              <w:right w:val="single" w:color="999999" w:sz="4"/>
-            </w:tcBorders>
-            <w:shd w:fill="E8E8E8" w:val="clear"/>
-          </w:tcPr>
-          <w:p>
-            <w:r>
-              <w:rPr>
-                <w:b w:val="0"/>
-              </w:rPr>
-              <w:t>central sterile services department</w:t>
-            </w:r>
-          </w:p>
-        </w:tc>
-      </w:tr>
-      <w:tr>
-        <w:tc>
-          <w:tcPr>
-            <w:tcW w:type="pct" w:w="22%"/>
-            <w:tcBorders>
-              <w:top w:val="single" w:color="999999" w:sz="4"/>
-              <w:left w:val="single" w:color="999999" w:sz="4"/>
-              <w:bottom w:val="single" w:color="999999" w:sz="4"/>
-              <w:right w:val="single" w:color="999999" w:sz="4"/>
-            </w:tcBorders>
-            <w:shd w:fill="E8E8E8" w:val="clear"/>
-          </w:tcPr>
-          <w:p>
-            <w:r>
-              <w:rPr>
-                <w:b w:val="0"/>
-              </w:rPr>
-              <w:t>EtO</w:t>
-            </w:r>
-          </w:p>
-        </w:tc>
-        <w:tc>
-          <w:tcPr>
-            <w:tcW w:type="pct" w:w="22%"/>
-            <w:tcBorders>
-              <w:top w:val="single" w:color="999999" w:sz="4"/>
-              <w:left w:val="single" w:color="999999" w:sz="4"/>
-              <w:bottom w:val="single" w:color="999999" w:sz="4"/>
-              <w:right w:val="single" w:color="999999" w:sz="4"/>
-            </w:tcBorders>
-            <w:shd w:fill="E8E8E8" w:val="clear"/>
-          </w:tcPr>
-          <w:p>
-            <w:r>
-              <w:rPr>
-                <w:b w:val="0"/>
-              </w:rPr>
-              <w:t>ethylene oxide</w:t>
-            </w:r>
-          </w:p>
-        </w:tc>
-      </w:tr>
-      <w:tr>
-        <w:tc>
-          <w:tcPr>
-            <w:tcW w:type="pct" w:w="22%"/>
-            <w:tcBorders>
-              <w:top w:val="single" w:color="999999" w:sz="4"/>
-              <w:left w:val="single" w:color="999999" w:sz="4"/>
-              <w:bottom w:val="single" w:color="999999" w:sz="4"/>
-              <w:right w:val="single" w:color="999999" w:sz="4"/>
-            </w:tcBorders>
-            <w:shd w:fill="E8E8E8" w:val="clear"/>
-          </w:tcPr>
-          <w:p>
-            <w:r>
-              <w:rPr>
-                <w:b w:val="0"/>
-              </w:rPr>
-              <w:t>FMS</w:t>
-            </w:r>
-          </w:p>
-        </w:tc>
-        <w:tc>
-          <w:tcPr>
-            <w:tcW w:type="pct" w:w="22%"/>
-            <w:tcBorders>
-              <w:top w:val="single" w:color="999999" w:sz="4"/>
-              <w:left w:val="single" w:color="999999" w:sz="4"/>
-              <w:bottom w:val="single" w:color="999999" w:sz="4"/>
-              <w:right w:val="single" w:color="999999" w:sz="4"/>
-            </w:tcBorders>
-            <w:shd w:fill="E8E8E8" w:val="clear"/>
-          </w:tcPr>
-          <w:p>
-            <w:r>
-              <w:rPr>
-                <w:b w:val="0"/>
-              </w:rPr>
-              <w:t>Facility Management and Safety (NABH SHCO chapter)</w:t>
-            </w:r>
-          </w:p>
-        </w:tc>
-      </w:tr>
-      <w:tr>
-        <w:tc>
-          <w:tcPr>
-            <w:tcW w:type="pct" w:w="22%"/>
-            <w:tcBorders>
-              <w:top w:val="single" w:color="999999" w:sz="4"/>
-              <w:left w:val="single" w:color="999999" w:sz="4"/>
-              <w:bottom w:val="single" w:color="999999" w:sz="4"/>
-              <w:right w:val="single" w:color="999999" w:sz="4"/>
-            </w:tcBorders>
-            <w:shd w:fill="E8E8E8" w:val="clear"/>
-          </w:tcPr>
-          <w:p>
-            <w:r>
-              <w:rPr>
-                <w:b w:val="0"/>
-              </w:rPr>
-              <w:t>HIC</w:t>
-            </w:r>
-          </w:p>
-        </w:tc>
-        <w:tc>
-          <w:tcPr>
-            <w:tcW w:type="pct" w:w="22%"/>
-            <w:tcBorders>
-              <w:top w:val="single" w:color="999999" w:sz="4"/>
-              <w:left w:val="single" w:color="999999" w:sz="4"/>
-              <w:bottom w:val="single" w:color="999999" w:sz="4"/>
-              <w:right w:val="single" w:color="999999" w:sz="4"/>
-            </w:tcBorders>
-            <w:shd w:fill="E8E8E8" w:val="clear"/>
-          </w:tcPr>
-          <w:p>
-            <w:r>
-              <w:rPr>
-                <w:b w:val="0"/>
-              </w:rPr>
-              <w:t>Hospital Infection Prevention and Control (NABH SHCO chapter)</w:t>
-            </w:r>
-          </w:p>
-        </w:tc>
-      </w:tr>
-      <w:tr>
-        <w:tc>
-          <w:tcPr>
-            <w:tcW w:type="pct" w:w="22%"/>
-            <w:tcBorders>
-              <w:top w:val="single" w:color="999999" w:sz="4"/>
-              <w:left w:val="single" w:color="999999" w:sz="4"/>
-              <w:bottom w:val="single" w:color="999999" w:sz="4"/>
-              <w:right w:val="single" w:color="999999" w:sz="4"/>
-            </w:tcBorders>
-            <w:shd w:fill="E8E8E8" w:val="clear"/>
-          </w:tcPr>
-          <w:p>
-            <w:r>
-              <w:rPr>
-                <w:b w:val="0"/>
-              </w:rPr>
-              <w:t>ICC</w:t>
-            </w:r>
-          </w:p>
-        </w:tc>
-        <w:tc>
-          <w:tcPr>
-            <w:tcW w:type="pct" w:w="22%"/>
-            <w:tcBorders>
-              <w:top w:val="single" w:color="999999" w:sz="4"/>
-              <w:left w:val="single" w:color="999999" w:sz="4"/>
-              <w:bottom w:val="single" w:color="999999" w:sz="4"/>
-              <w:right w:val="single" w:color="999999" w:sz="4"/>
-            </w:tcBorders>
-            <w:shd w:fill="E8E8E8" w:val="clear"/>
-          </w:tcPr>
-          <w:p>
-            <w:r>
-              <w:rPr>
-                <w:b w:val="0"/>
-              </w:rPr>
-              <w:t>Infection Control Committee</w:t>
-            </w:r>
-          </w:p>
-        </w:tc>
-      </w:tr>
-      <w:tr>
-        <w:tc>
-          <w:tcPr>
-            <w:tcW w:type="pct" w:w="22%"/>
-            <w:tcBorders>
-              <w:top w:val="single" w:color="999999" w:sz="4"/>
-              <w:left w:val="single" w:color="999999" w:sz="4"/>
-              <w:bottom w:val="single" w:color="999999" w:sz="4"/>
-              <w:right w:val="single" w:color="999999" w:sz="4"/>
-            </w:tcBorders>
-            <w:shd w:fill="E8E8E8" w:val="clear"/>
-          </w:tcPr>
-          <w:p>
-            <w:r>
-              <w:rPr>
-                <w:b w:val="0"/>
-              </w:rPr>
-              <w:t>MOM</w:t>
-            </w:r>
-          </w:p>
-        </w:tc>
-        <w:tc>
-          <w:tcPr>
-            <w:tcW w:type="pct" w:w="22%"/>
-            <w:tcBorders>
-              <w:top w:val="single" w:color="999999" w:sz="4"/>
-              <w:left w:val="single" w:color="999999" w:sz="4"/>
-              <w:bottom w:val="single" w:color="999999" w:sz="4"/>
-              <w:right w:val="single" w:color="999999" w:sz="4"/>
-            </w:tcBorders>
-            <w:shd w:fill="E8E8E8" w:val="clear"/>
-          </w:tcPr>
-          <w:p>
-            <w:r>
-              <w:rPr>
-                <w:b w:val="0"/>
-              </w:rPr>
-              <w:t>Management of Medication (NABH SHCO chapter)</w:t>
-            </w:r>
-          </w:p>
-        </w:tc>
-      </w:tr>
-      <w:tr>
-        <w:tc>
-          <w:tcPr>
-            <w:tcW w:type="pct" w:w="22%"/>
-            <w:tcBorders>
-              <w:top w:val="single" w:color="999999" w:sz="4"/>
-              <w:left w:val="single" w:color="999999" w:sz="4"/>
-              <w:bottom w:val="single" w:color="999999" w:sz="4"/>
-              <w:right w:val="single" w:color="999999" w:sz="4"/>
-            </w:tcBorders>
-            <w:shd w:fill="E8E8E8" w:val="clear"/>
-          </w:tcPr>
-          <w:p>
-            <w:r>
-              <w:rPr>
-                <w:b w:val="0"/>
-              </w:rPr>
-              <w:t>NABH</w:t>
-            </w:r>
-          </w:p>
-        </w:tc>
-        <w:tc>
-          <w:tcPr>
-            <w:tcW w:type="pct" w:w="22%"/>
-            <w:tcBorders>
-              <w:top w:val="single" w:color="999999" w:sz="4"/>
-              <w:left w:val="single" w:color="999999" w:sz="4"/>
-              <w:bottom w:val="single" w:color="999999" w:sz="4"/>
-              <w:right w:val="single" w:color="999999" w:sz="4"/>
-            </w:tcBorders>
-            <w:shd w:fill="E8E8E8" w:val="clear"/>
-          </w:tcPr>
-          <w:p>
-            <w:r>
-              <w:rPr>
-                <w:b w:val="0"/>
-              </w:rPr>
-              <w:t>National Accreditation Board for Hospitals and Healthcare Providers</w:t>
-            </w:r>
-          </w:p>
-        </w:tc>
-      </w:tr>
-      <w:tr>
-        <w:tc>
-          <w:tcPr>
-            <w:tcW w:type="pct" w:w="22%"/>
-            <w:tcBorders>
-              <w:top w:val="single" w:color="999999" w:sz="4"/>
-              <w:left w:val="single" w:color="999999" w:sz="4"/>
-              <w:bottom w:val="single" w:color="999999" w:sz="4"/>
-              <w:right w:val="single" w:color="999999" w:sz="4"/>
-            </w:tcBorders>
-            <w:shd w:fill="E8E8E8" w:val="clear"/>
-          </w:tcPr>
-          <w:p>
-            <w:r>
-              <w:rPr>
-                <w:b w:val="0"/>
-              </w:rPr>
-              <w:t>OE</w:t>
-            </w:r>
-          </w:p>
-        </w:tc>
-        <w:tc>
-          <w:tcPr>
-            <w:tcW w:type="pct" w:w="22%"/>
-            <w:tcBorders>
-              <w:top w:val="single" w:color="999999" w:sz="4"/>
-              <w:left w:val="single" w:color="999999" w:sz="4"/>
-              <w:bottom w:val="single" w:color="999999" w:sz="4"/>
-              <w:right w:val="single" w:color="999999" w:sz="4"/>
-            </w:tcBorders>
-            <w:shd w:fill="E8E8E8" w:val="clear"/>
-          </w:tcPr>
-          <w:p>
-            <w:r>
-              <w:rPr>
-                <w:b w:val="0"/>
-              </w:rPr>
-              <w:t>objective element</w:t>
-            </w:r>
-          </w:p>
-        </w:tc>
-      </w:tr>
-      <w:tr>
-        <w:tc>
-          <w:tcPr>
-            <w:tcW w:type="pct" w:w="22%"/>
-            <w:tcBorders>
-              <w:top w:val="single" w:color="999999" w:sz="4"/>
-              <w:left w:val="single" w:color="999999" w:sz="4"/>
-              <w:bottom w:val="single" w:color="999999" w:sz="4"/>
-              <w:right w:val="single" w:color="999999" w:sz="4"/>
-            </w:tcBorders>
-            <w:shd w:fill="E8E8E8" w:val="clear"/>
-          </w:tcPr>
-          <w:p>
-            <w:r>
-              <w:rPr>
-                <w:b w:val="0"/>
-              </w:rPr>
-              <w:t>OT</w:t>
-            </w:r>
-          </w:p>
-        </w:tc>
-        <w:tc>
-          <w:tcPr>
-            <w:tcW w:type="pct" w:w="22%"/>
-            <w:tcBorders>
-              <w:top w:val="single" w:color="999999" w:sz="4"/>
-              <w:left w:val="single" w:color="999999" w:sz="4"/>
-              <w:bottom w:val="single" w:color="999999" w:sz="4"/>
-              <w:right w:val="single" w:color="999999" w:sz="4"/>
-            </w:tcBorders>
-            <w:shd w:fill="E8E8E8" w:val="clear"/>
-          </w:tcPr>
-          <w:p>
-            <w:r>
-              <w:rPr>
-                <w:b w:val="0"/>
-              </w:rPr>
-              <w:t>operation theatre</w:t>
-            </w:r>
-          </w:p>
-        </w:tc>
-      </w:tr>
-      <w:tr>
-        <w:tc>
-          <w:tcPr>
-            <w:tcW w:type="pct" w:w="22%"/>
-            <w:tcBorders>
-              <w:top w:val="single" w:color="999999" w:sz="4"/>
-              <w:left w:val="single" w:color="999999" w:sz="4"/>
-              <w:bottom w:val="single" w:color="999999" w:sz="4"/>
-              <w:right w:val="single" w:color="999999" w:sz="4"/>
-            </w:tcBorders>
-            <w:shd w:fill="E8E8E8" w:val="clear"/>
-          </w:tcPr>
-          <w:p>
-            <w:r>
-              <w:rPr>
-                <w:b w:val="0"/>
-              </w:rPr>
-              <w:t>PPE</w:t>
-            </w:r>
-          </w:p>
-        </w:tc>
-        <w:tc>
-          <w:tcPr>
-            <w:tcW w:type="pct" w:w="22%"/>
-            <w:tcBorders>
-              <w:top w:val="single" w:color="999999" w:sz="4"/>
-              <w:left w:val="single" w:color="999999" w:sz="4"/>
-              <w:bottom w:val="single" w:color="999999" w:sz="4"/>
-              <w:right w:val="single" w:color="999999" w:sz="4"/>
-            </w:tcBorders>
-            <w:shd w:fill="E8E8E8" w:val="clear"/>
-          </w:tcPr>
-          <w:p>
-            <w:r>
-              <w:rPr>
-                <w:b w:val="0"/>
-              </w:rPr>
-              <w:t>personal protective equipment</w:t>
-            </w:r>
-          </w:p>
-        </w:tc>
-      </w:tr>
-      <w:tr>
-        <w:tc>
-          <w:tcPr>
-            <w:tcW w:type="pct" w:w="22%"/>
-            <w:tcBorders>
-              <w:top w:val="single" w:color="999999" w:sz="4"/>
-              <w:left w:val="single" w:color="999999" w:sz="4"/>
-              <w:bottom w:val="single" w:color="999999" w:sz="4"/>
-              <w:right w:val="single" w:color="999999" w:sz="4"/>
-            </w:tcBorders>
-            <w:shd w:fill="E8E8E8" w:val="clear"/>
-          </w:tcPr>
-          <w:p>
-            <w:r>
-              <w:rPr>
-                <w:b w:val="0"/>
-              </w:rPr>
-              <w:t>RH</w:t>
-            </w:r>
-          </w:p>
-        </w:tc>
-        <w:tc>
-          <w:tcPr>
-            <w:tcW w:type="pct" w:w="22%"/>
-            <w:tcBorders>
-              <w:top w:val="single" w:color="999999" w:sz="4"/>
-              <w:left w:val="single" w:color="999999" w:sz="4"/>
-              <w:bottom w:val="single" w:color="999999" w:sz="4"/>
-              <w:right w:val="single" w:color="999999" w:sz="4"/>
-            </w:tcBorders>
-            <w:shd w:fill="E8E8E8" w:val="clear"/>
-          </w:tcPr>
-          <w:p>
-            <w:r>
-              <w:rPr>
-                <w:b w:val="0"/>
-              </w:rPr>
-              <w:t>relative humidity</w:t>
-            </w:r>
-          </w:p>
-        </w:tc>
-      </w:tr>
-      <w:tr>
-        <w:tc>
-          <w:tcPr>
-            <w:tcW w:type="pct" w:w="22%"/>
-            <w:tcBorders>
-              <w:top w:val="single" w:color="999999" w:sz="4"/>
-              <w:left w:val="single" w:color="999999" w:sz="4"/>
-              <w:bottom w:val="single" w:color="999999" w:sz="4"/>
-              <w:right w:val="single" w:color="999999" w:sz="4"/>
-            </w:tcBorders>
-            <w:shd w:fill="E8E8E8" w:val="clear"/>
-          </w:tcPr>
-          <w:p>
-            <w:r>
-              <w:rPr>
-                <w:b w:val="0"/>
-              </w:rPr>
-              <w:t>SHCO</w:t>
-            </w:r>
-          </w:p>
-        </w:tc>
-        <w:tc>
-          <w:tcPr>
-            <w:tcW w:type="pct" w:w="22%"/>
-            <w:tcBorders>
-              <w:top w:val="single" w:color="999999" w:sz="4"/>
-              <w:left w:val="single" w:color="999999" w:sz="4"/>
-              <w:bottom w:val="single" w:color="999999" w:sz="4"/>
-              <w:right w:val="single" w:color="999999" w:sz="4"/>
-            </w:tcBorders>
-            <w:shd w:fill="E8E8E8" w:val="clear"/>
-          </w:tcPr>
-          <w:p>
-            <w:r>
-              <w:rPr>
-                <w:b w:val="0"/>
-              </w:rPr>
-              <w:t>Standards for Small Healthcare Organisations</w:t>
-            </w:r>
-          </w:p>
-        </w:tc>
-      </w:tr>
-      <w:tr>
-        <w:tc>
-          <w:tcPr>
-            <w:tcW w:type="pct" w:w="22%"/>
-            <w:tcBorders>
-              <w:top w:val="single" w:color="999999" w:sz="4"/>
-              <w:left w:val="single" w:color="999999" w:sz="4"/>
-              <w:bottom w:val="single" w:color="999999" w:sz="4"/>
-              <w:right w:val="single" w:color="999999" w:sz="4"/>
-            </w:tcBorders>
-            <w:shd w:fill="E8E8E8" w:val="clear"/>
-          </w:tcPr>
-          <w:p>
-            <w:r>
-              <w:rPr>
-                <w:b w:val="0"/>
-              </w:rPr>
-              <w:t>WHO</w:t>
-            </w:r>
-          </w:p>
-        </w:tc>
-        <w:tc>
-          <w:tcPr>
-            <w:tcW w:type="pct" w:w="22%"/>
-            <w:tcBorders>
-              <w:top w:val="single" w:color="999999" w:sz="4"/>
-              <w:left w:val="single" w:color="999999" w:sz="4"/>
-              <w:bottom w:val="single" w:color="999999" w:sz="4"/>
-              <w:right w:val="single" w:color="999999" w:sz="4"/>
-            </w:tcBorders>
-            <w:shd w:fill="E8E8E8" w:val="clear"/>
-          </w:tcPr>
-          <w:p>
-            <w:r>
-              <w:rPr>
-                <w:b w:val="0"/>
-              </w:rPr>
-              <w:t>World Health Organization</w:t>
-            </w:r>
-          </w:p>
-        </w:tc>
-      </w:tr>
-    </w:tbl>
-    <w:p>
-      <w:pPr>
-        <w:pStyle w:val="Heading1"/>
-        <w:spacing w:after="120" w:before="280"/>
-      </w:pPr>
-      <w:r>
-        <w:t>12. Traceability to NABH SHCO 3rd Edition HIC.6</w:t>
-      </w:r>
-    </w:p>
-    <w:p>
-      <w:pPr>
-        <w:spacing w:after="120"/>
-      </w:pPr>
-      <w:r>
-        <w:rPr>
-          <w:i/>
-          <w:iCs/>
-          <w:sz w:val="20"/>
-          <w:szCs w:val="20"/>
-        </w:rPr>
-        <w:t xml:space="preserve">This table is an index. It is not how the policy is organised.</w:t>
-      </w:r>
-    </w:p>
     <w:p>
       <w:pPr>
         <w:pStyle w:val="Heading1"/>

--- a/policies/build/masters/HIC.6_v2_master.docx
+++ b/policies/build/masters/HIC.6_v2_master.docx
@@ -677,7 +677,7 @@
           <w:sz w:val="22"/>
           <w:szCs w:val="22"/>
         </w:rPr>
-        <w:t xml:space="preserve">Boundaries: sterilisation/reprocessing is owned here; implant procurement and traceability stays with MOM.9. Instrument cleaning before sterilisation is part of the cycle described here; OT housekeeping stays with HIC.3.</w:t>
+        <w:t>Sterilisation/reprocessing is covered here; implant procurement and traceability is handled under the materials-management policy. Instrument cleaning before sterilisation is part of the cycle described here; OT housekeeping is handled under the engineering-and-environment infection-control policy.</w:t>
       </w:r>
     </w:p>
     <w:p>
@@ -710,7 +710,7 @@
           <w:sz w:val="22"/>
           <w:szCs w:val="22"/>
         </w:rPr>
-        <w:t xml:space="preserve">It covers the five elements HIC.6.a–e name: space and zoning, the cleaning-to-issue cycle, reprocessing of single-use items, validation tests, and the recall procedure.</w:t>
+        <w:t>It covers five elements: space and zoning, the cleaning-to-issue cycle, reprocessing of single-use items, validation tests, and the recall procedure.</w:t>
       </w:r>
     </w:p>
     <w:p>

--- a/policies/build/masters/HIC.6_v2_master.docx
+++ b/policies/build/masters/HIC.6_v2_master.docx
@@ -4912,8 +4912,23 @@
           <w:sz w:val="22"/>
           <w:szCs w:val="22"/>
         </w:rPr>
-        <w:t xml:space="preserve">National Accreditation Board for Hospitals and Healthcare Providers (NABH), Standards for Small Healthcare Organisations, 3rd Edition — HIC chapter, standard HIC.6.</w:t>
-      </w:r>
+      </w:r>
+      <w:r>
+        <w:rPr>
+          <w:sz w:val="22"/>
+        </w:rPr>
+        <w:t xml:space="preserve">National Accreditation Board for Hospitals &amp; Healthcare Providers. (2022). Standards for small healthcare organisations (3rd ed.) — Hospital Infection Prevention and Control chapter, standard HIC.6. </w:t>
+      </w:r>
+      <w:hyperlink r:id="rId9">
+        <w:r>
+          <w:rPr>
+            <w:rStyle w:val="Hyperlink"/>
+            <w:sz w:val="22"/>
+            <w:szCs w:val="22"/>
+          </w:rPr>
+          <w:t>https://nabh.co/programmes/small-healthcare-organisation-shco-accreditation-programme/</w:t>
+        </w:r>
+      </w:hyperlink>
     </w:p>
     <w:p>
       <w:pPr>
